--- a/Issues.docx
+++ b/Issues.docx
@@ -10,7 +10,7 @@
         <w:t xml:space="preserve">Issues</w:t>
       </w:r>
     </w:p>
-    <w:bookmarkStart w:id="35" w:name="vasic-digital-tmux--open-issues-tracker"/>
+    <w:bookmarkStart w:id="32" w:name="vasic-digital-tmux--open-issues-tracker"/>
     <w:p>
       <w:pPr>
         <w:pStyle w:val="Heading1"/>
@@ -934,313 +934,13 @@
       </w:r>
     </w:p>
     <w:bookmarkEnd w:id="10"/>
-    <w:bookmarkStart w:id="17" w:name="a-tooling--harness-gaps"/>
+    <w:bookmarkStart w:id="16" w:name="a-tooling--harness-gaps"/>
     <w:p>
       <w:pPr>
         <w:pStyle w:val="Heading2"/>
       </w:pPr>
       <w:r>
         <w:t xml:space="preserve">A. Tooling / harness gaps</w:t>
-      </w:r>
-    </w:p>
-    <w:bookmarkStart w:id="11" w:name="X7112ba3800406898baca36fb0edec2c59ef97a0"/>
-    <w:p>
-      <w:pPr>
-        <w:pStyle w:val="Heading3"/>
-      </w:pPr>
-      <w:r>
-        <w:t xml:space="preserve">A2 RUNALL-NATIVE-RESOLVE-001 — standalone run_all.sh mis-resolves the binary on native macOS</w:t>
-      </w:r>
-    </w:p>
-    <w:p>
-      <w:pPr>
-        <w:pStyle w:val="FirstParagraph"/>
-      </w:pPr>
-      <w:r>
-        <w:rPr>
-          <w:b/>
-          <w:bCs/>
-        </w:rPr>
-        <w:t xml:space="preserve">Status:</w:t>
-      </w:r>
-      <w:r>
-        <w:t xml:space="preserve"> </w:t>
-      </w:r>
-      <w:r>
-        <w:t xml:space="preserve">Fixed (→ Fixed.md)</w:t>
-      </w:r>
-      <w:r>
-        <w:t xml:space="preserve"> </w:t>
-      </w:r>
-      <w:r>
-        <w:rPr>
-          <w:b/>
-          <w:bCs/>
-        </w:rPr>
-        <w:t xml:space="preserve">Type:</w:t>
-      </w:r>
-      <w:r>
-        <w:t xml:space="preserve"> </w:t>
-      </w:r>
-      <w:r>
-        <w:t xml:space="preserve">Task</w:t>
-      </w:r>
-    </w:p>
-    <w:p>
-      <w:pPr>
-        <w:pStyle w:val="BodyText"/>
-      </w:pPr>
-      <w:r>
-        <w:t xml:space="preserve">CLOSED v1.0.27.</w:t>
-      </w:r>
-      <w:r>
-        <w:t xml:space="preserve"> </w:t>
-      </w:r>
-      <w:r>
-        <w:rPr>
-          <w:rStyle w:val="VerbatimChar"/>
-        </w:rPr>
-        <w:t xml:space="preserve">scripts/tests/run_all.sh</w:t>
-      </w:r>
-      <w:r>
-        <w:t xml:space="preserve"> </w:t>
-      </w:r>
-      <w:r>
-        <w:t xml:space="preserve">hardcodes</w:t>
-      </w:r>
-      <w:r>
-        <w:t xml:space="preserve"> </w:t>
-      </w:r>
-      <w:r>
-        <w:rPr>
-          <w:rStyle w:val="VerbatimChar"/>
-        </w:rPr>
-        <w:t xml:space="preserve">TMUX_BIN=tmux/build/bin/tmux</w:t>
-      </w:r>
-      <w:r>
-        <w:t xml:space="preserve"> </w:t>
-      </w:r>
-      <w:r>
-        <w:t xml:space="preserve">(the</w:t>
-      </w:r>
-      <w:r>
-        <w:t xml:space="preserve"> </w:t>
-      </w:r>
-      <w:r>
-        <w:rPr>
-          <w:rStyle w:val="VerbatimChar"/>
-        </w:rPr>
-        <w:t xml:space="preserve">build_containerized.sh</w:t>
-      </w:r>
-      <w:r>
-        <w:t xml:space="preserve"> </w:t>
-      </w:r>
-      <w:r>
-        <w:t xml:space="preserve">output path) and is the containerized-build validator. On</w:t>
-      </w:r>
-      <w:r>
-        <w:t xml:space="preserve"> </w:t>
-      </w:r>
-      <w:r>
-        <w:t xml:space="preserve">native macOS the authoritative validator is</w:t>
-      </w:r>
-      <w:r>
-        <w:t xml:space="preserve"> </w:t>
-      </w:r>
-      <w:r>
-        <w:rPr>
-          <w:rStyle w:val="VerbatimChar"/>
-        </w:rPr>
-        <w:t xml:space="preserve">setup.sh</w:t>
-      </w:r>
-      <w:r>
-        <w:t xml:space="preserve"> </w:t>
-      </w:r>
-      <w:r>
-        <w:t xml:space="preserve">(builds + verifies against</w:t>
-      </w:r>
-      <w:r>
-        <w:t xml:space="preserve"> </w:t>
-      </w:r>
-      <w:r>
-        <w:rPr>
-          <w:rStyle w:val="VerbatimChar"/>
-        </w:rPr>
-        <w:t xml:space="preserve">tmux/build-darwin/</w:t>
-      </w:r>
-      <w:r>
-        <w:t xml:space="preserve">). Invoked standalone on macOS with a stale</w:t>
-      </w:r>
-      <w:r>
-        <w:t xml:space="preserve"> </w:t>
-      </w:r>
-      <w:r>
-        <w:rPr>
-          <w:rStyle w:val="VerbatimChar"/>
-        </w:rPr>
-        <w:t xml:space="preserve">tmux/build/</w:t>
-      </w:r>
-      <w:r>
-        <w:t xml:space="preserve"> </w:t>
-      </w:r>
-      <w:r>
-        <w:t xml:space="preserve">present</w:t>
-      </w:r>
-      <w:r>
-        <w:t xml:space="preserve"> </w:t>
-      </w:r>
-      <w:r>
-        <w:t xml:space="preserve">(a prior Linux containerized build), run_all.sh resolved the wrong-arch binary →</w:t>
-      </w:r>
-      <w:r>
-        <w:t xml:space="preserve"> </w:t>
-      </w:r>
-      <w:r>
-        <w:rPr>
-          <w:rStyle w:val="VerbatimChar"/>
-        </w:rPr>
-        <w:t xml:space="preserve">Exec format error</w:t>
-      </w:r>
-      <w:r>
-        <w:t xml:space="preserve"> </w:t>
-      </w:r>
-      <w:r>
-        <w:t xml:space="preserve">mass-FAIL (observed 2026-06-16; NOT a product defect —</w:t>
-      </w:r>
-      <w:r>
-        <w:t xml:space="preserve"> </w:t>
-      </w:r>
-      <w:r>
-        <w:rPr>
-          <w:rStyle w:val="VerbatimChar"/>
-        </w:rPr>
-        <w:t xml:space="preserve">setup.sh</w:t>
-      </w:r>
-      <w:r>
-        <w:t xml:space="preserve"> </w:t>
-      </w:r>
-      <w:r>
-        <w:t xml:space="preserve">run_all</w:t>
-      </w:r>
-      <w:r>
-        <w:t xml:space="preserve"> </w:t>
-      </w:r>
-      <w:r>
-        <w:rPr>
-          <w:rStyle w:val="VerbatimChar"/>
-        </w:rPr>
-        <w:t xml:space="preserve">55/0/6</w:t>
-      </w:r>
-      <w:r>
-        <w:t xml:space="preserve"> </w:t>
-      </w:r>
-      <w:r>
-        <w:t xml:space="preserve">+ installed-binary smoke GREEN the same session; removing the stale</w:t>
-      </w:r>
-      <w:r>
-        <w:t xml:space="preserve"> </w:t>
-      </w:r>
-      <w:r>
-        <w:rPr>
-          <w:rStyle w:val="VerbatimChar"/>
-        </w:rPr>
-        <w:t xml:space="preserve">tmux/build/</w:t>
-      </w:r>
-      <w:r>
-        <w:t xml:space="preserve"> </w:t>
-      </w:r>
-      <w:r>
-        <w:t xml:space="preserve">then gave</w:t>
-      </w:r>
-      <w:r>
-        <w:t xml:space="preserve"> </w:t>
-      </w:r>
-      <w:r>
-        <w:rPr>
-          <w:rStyle w:val="VerbatimChar"/>
-        </w:rPr>
-        <w:t xml:space="preserve">not executable</w:t>
-      </w:r>
-      <w:r>
-        <w:t xml:space="preserve"> </w:t>
-      </w:r>
-      <w:r>
-        <w:t xml:space="preserve">because run_all expects that path).</w:t>
-      </w:r>
-      <w:r>
-        <w:t xml:space="preserve"> </w:t>
-      </w:r>
-      <w:r>
-        <w:rPr>
-          <w:b/>
-          <w:bCs/>
-        </w:rPr>
-        <w:t xml:space="preserve">Fix</w:t>
-      </w:r>
-      <w:r>
-        <w:rPr>
-          <w:b/>
-          <w:bCs/>
-        </w:rPr>
-        <w:t xml:space="preserve"> </w:t>
-      </w:r>
-      <w:r>
-        <w:rPr>
-          <w:b/>
-          <w:bCs/>
-        </w:rPr>
-        <w:t xml:space="preserve">direction:</w:t>
-      </w:r>
-      <w:r>
-        <w:t xml:space="preserve"> </w:t>
-      </w:r>
-      <w:r>
-        <w:t xml:space="preserve">make run_all.sh OS-aware (prefer</w:t>
-      </w:r>
-      <w:r>
-        <w:t xml:space="preserve"> </w:t>
-      </w:r>
-      <w:r>
-        <w:rPr>
-          <w:rStyle w:val="VerbatimChar"/>
-        </w:rPr>
-        <w:t xml:space="preserve">tmux/build-darwin/</w:t>
-      </w:r>
-      <w:r>
-        <w:t xml:space="preserve"> </w:t>
-      </w:r>
-      <w:r>
-        <w:t xml:space="preserve">on Darwin) OR</w:t>
-      </w:r>
-      <w:r>
-        <w:t xml:space="preserve"> </w:t>
-      </w:r>
-      <w:r>
-        <w:t xml:space="preserve">document that native-macOS validation is</w:t>
-      </w:r>
-      <w:r>
-        <w:t xml:space="preserve"> </w:t>
-      </w:r>
-      <w:r>
-        <w:rPr>
-          <w:rStyle w:val="VerbatimChar"/>
-        </w:rPr>
-        <w:t xml:space="preserve">setup.sh</w:t>
-      </w:r>
-      <w:r>
-        <w:t xml:space="preserve">-only and run_all.sh is the</w:t>
-      </w:r>
-      <w:r>
-        <w:t xml:space="preserve"> </w:t>
-      </w:r>
-      <w:r>
-        <w:t xml:space="preserve">containerized path. Captured-evidence requirement: a clean native-macOS run_all GREEN</w:t>
-      </w:r>
-      <w:r>
-        <w:t xml:space="preserve"> </w:t>
-      </w:r>
-      <w:r>
-        <w:t xml:space="preserve">after the fix.</w:t>
       </w:r>
     </w:p>
     <w:p>
@@ -1250,8 +950,7 @@
         </w:pict>
       </w:r>
     </w:p>
-    <w:bookmarkEnd w:id="11"/>
-    <w:bookmarkStart w:id="12" w:name="Xe59aad3d75343b2268f01bddb52f486fc417378"/>
+    <w:bookmarkStart w:id="11" w:name="Xe59aad3d75343b2268f01bddb52f486fc417378"/>
     <w:p>
       <w:pPr>
         <w:pStyle w:val="Heading3"/>
@@ -1418,8 +1117,8 @@
         </w:pict>
       </w:r>
     </w:p>
-    <w:bookmarkEnd w:id="12"/>
-    <w:bookmarkStart w:id="13" w:name="X7d7ae95149de24d6056b02dafddb523b209258c"/>
+    <w:bookmarkEnd w:id="11"/>
+    <w:bookmarkStart w:id="12" w:name="X7d7ae95149de24d6056b02dafddb523b209258c"/>
     <w:p>
       <w:pPr>
         <w:pStyle w:val="Heading3"/>
@@ -1831,8 +1530,8 @@
         </w:pict>
       </w:r>
     </w:p>
-    <w:bookmarkEnd w:id="13"/>
-    <w:bookmarkStart w:id="14" w:name="X8f9d93141bb6fa45d1a25e5e260bd0937639577"/>
+    <w:bookmarkEnd w:id="12"/>
+    <w:bookmarkStart w:id="13" w:name="X8f9d93141bb6fa45d1a25e5e260bd0937639577"/>
     <w:p>
       <w:pPr>
         <w:pStyle w:val="Heading3"/>
@@ -2297,458 +1996,458 @@
         </w:pict>
       </w:r>
     </w:p>
+    <w:bookmarkEnd w:id="13"/>
+    <w:bookmarkStart w:id="14" w:name="Xe3e3a4c12237db112c9981ce64dc88b1c1c5713"/>
+    <w:p>
+      <w:pPr>
+        <w:pStyle w:val="Heading3"/>
+      </w:pPr>
+      <w:r>
+        <w:t xml:space="preserve">A6. ADD-ROWS-NOT-RENDERED-001 —</w:t>
+      </w:r>
+      <w:r>
+        <w:t xml:space="preserve"> </w:t>
+      </w:r>
+      <w:r>
+        <w:rPr>
+          <w:rStyle w:val="VerbatimChar"/>
+        </w:rPr>
+        <w:t xml:space="preserve">db-to-md</w:t>
+      </w:r>
+      <w:r>
+        <w:t xml:space="preserve"> </w:t>
+      </w:r>
+      <w:r>
+        <w:t xml:space="preserve">does not render rows created by the</w:t>
+      </w:r>
+      <w:r>
+        <w:t xml:space="preserve"> </w:t>
+      </w:r>
+      <w:r>
+        <w:rPr>
+          <w:rStyle w:val="VerbatimChar"/>
+        </w:rPr>
+        <w:t xml:space="preserve">add</w:t>
+      </w:r>
+      <w:r>
+        <w:t xml:space="preserve"> </w:t>
+      </w:r>
+      <w:r>
+        <w:t xml:space="preserve">verb</w:t>
+      </w:r>
+    </w:p>
+    <w:p>
+      <w:pPr>
+        <w:pStyle w:val="FirstParagraph"/>
+      </w:pPr>
+      <w:r>
+        <w:rPr>
+          <w:b/>
+          <w:bCs/>
+        </w:rPr>
+        <w:t xml:space="preserve">TMX-ID:</w:t>
+      </w:r>
+      <w:r>
+        <w:t xml:space="preserve"> </w:t>
+      </w:r>
+      <w:r>
+        <w:t xml:space="preserve">TMX-094</w:t>
+      </w:r>
+      <w:r>
+        <w:t xml:space="preserve"> </w:t>
+      </w:r>
+      <w:r>
+        <w:rPr>
+          <w:b/>
+          <w:bCs/>
+        </w:rPr>
+        <w:t xml:space="preserve">Type:</w:t>
+      </w:r>
+      <w:r>
+        <w:t xml:space="preserve"> </w:t>
+      </w:r>
+      <w:r>
+        <w:t xml:space="preserve">Bug</w:t>
+      </w:r>
+      <w:r>
+        <w:t xml:space="preserve"> </w:t>
+      </w:r>
+      <w:r>
+        <w:rPr>
+          <w:b/>
+          <w:bCs/>
+        </w:rPr>
+        <w:t xml:space="preserve">Status:</w:t>
+      </w:r>
+      <w:r>
+        <w:t xml:space="preserve"> </w:t>
+      </w:r>
+      <w:r>
+        <w:t xml:space="preserve">Queued</w:t>
+      </w:r>
+    </w:p>
+    <w:p>
+      <w:pPr>
+        <w:pStyle w:val="BodyText"/>
+      </w:pPr>
+      <w:r>
+        <w:rPr>
+          <w:b/>
+          <w:bCs/>
+        </w:rPr>
+        <w:t xml:space="preserve">What.</w:t>
+      </w:r>
+      <w:r>
+        <w:t xml:space="preserve"> </w:t>
+      </w:r>
+      <w:r>
+        <w:rPr>
+          <w:rStyle w:val="VerbatimChar"/>
+        </w:rPr>
+        <w:t xml:space="preserve">sync db-to-md</w:t>
+      </w:r>
+      <w:r>
+        <w:t xml:space="preserve"> </w:t>
+      </w:r>
+      <w:r>
+        <w:t xml:space="preserve">replays</w:t>
+      </w:r>
+      <w:r>
+        <w:t xml:space="preserve"> </w:t>
+      </w:r>
+      <w:r>
+        <w:rPr>
+          <w:rStyle w:val="VerbatimChar"/>
+        </w:rPr>
+        <w:t xml:space="preserve">document_sources</w:t>
+      </w:r>
+      <w:r>
+        <w:t xml:space="preserve"> </w:t>
+      </w:r>
+      <w:r>
+        <w:t xml:space="preserve">reconciled against the</w:t>
+      </w:r>
+      <w:r>
+        <w:t xml:space="preserve"> </w:t>
+      </w:r>
+      <w:r>
+        <w:t xml:space="preserve">structured rows, so a row that has no block in the source markdown is not</w:t>
+      </w:r>
+      <w:r>
+        <w:t xml:space="preserve"> </w:t>
+      </w:r>
+      <w:r>
+        <w:t xml:space="preserve">rendered at all. A row created by</w:t>
+      </w:r>
+      <w:r>
+        <w:t xml:space="preserve"> </w:t>
+      </w:r>
+      <w:r>
+        <w:rPr>
+          <w:rStyle w:val="VerbatimChar"/>
+        </w:rPr>
+        <w:t xml:space="preserve">workable-items add</w:t>
+      </w:r>
+      <w:r>
+        <w:t xml:space="preserve"> </w:t>
+      </w:r>
+      <w:r>
+        <w:t xml:space="preserve">is exactly that: it</w:t>
+      </w:r>
+      <w:r>
+        <w:t xml:space="preserve"> </w:t>
+      </w:r>
+      <w:r>
+        <w:t xml:space="preserve">exists in the SSoT and is invisible in the tracker documents.</w:t>
+      </w:r>
+    </w:p>
+    <w:p>
+      <w:pPr>
+        <w:pStyle w:val="BodyText"/>
+      </w:pPr>
+      <w:r>
+        <w:rPr>
+          <w:b/>
+          <w:bCs/>
+        </w:rPr>
+        <w:t xml:space="preserve">How it manifests.</w:t>
+      </w:r>
+      <w:r>
+        <w:t xml:space="preserve"> </w:t>
+      </w:r>
+      <w:r>
+        <w:t xml:space="preserve">The item is silently absent from</w:t>
+      </w:r>
+      <w:r>
+        <w:t xml:space="preserve"> </w:t>
+      </w:r>
+      <w:r>
+        <w:rPr>
+          <w:rStyle w:val="VerbatimChar"/>
+        </w:rPr>
+        <w:t xml:space="preserve">Issues.md</w:t>
+      </w:r>
+      <w:r>
+        <w:t xml:space="preserve"> </w:t>
+      </w:r>
+      <w:r>
+        <w:t xml:space="preserve">/</w:t>
+      </w:r>
+      <w:r>
+        <w:t xml:space="preserve"> </w:t>
+      </w:r>
+      <w:r>
+        <w:rPr>
+          <w:rStyle w:val="VerbatimChar"/>
+        </w:rPr>
+        <w:t xml:space="preserve">Fixed.md</w:t>
+      </w:r>
+      <w:r>
+        <w:t xml:space="preserve"> </w:t>
+      </w:r>
+      <w:r>
+        <w:t xml:space="preserve">and from their exports, so it does not reach an operator reading</w:t>
+      </w:r>
+      <w:r>
+        <w:t xml:space="preserve"> </w:t>
+      </w:r>
+      <w:r>
+        <w:t xml:space="preserve">the trackers even though</w:t>
+      </w:r>
+      <w:r>
+        <w:t xml:space="preserve"> </w:t>
+      </w:r>
+      <w:r>
+        <w:rPr>
+          <w:rStyle w:val="VerbatimChar"/>
+        </w:rPr>
+        <w:t xml:space="preserve">validate</w:t>
+      </w:r>
+      <w:r>
+        <w:t xml:space="preserve"> </w:t>
+      </w:r>
+      <w:r>
+        <w:t xml:space="preserve">and the DB both hold it — the §11.4.148</w:t>
+      </w:r>
+      <w:r>
+        <w:t xml:space="preserve"> </w:t>
+      </w:r>
+      <w:r>
+        <w:t xml:space="preserve">integrity contract (an item must carry status, type and id on ALL surfaces) is</w:t>
+      </w:r>
+      <w:r>
+        <w:t xml:space="preserve"> </w:t>
+      </w:r>
+      <w:r>
+        <w:t xml:space="preserve">not met for these rows.</w:t>
+      </w:r>
+    </w:p>
+    <w:p>
+      <w:pPr>
+        <w:pStyle w:val="BodyText"/>
+      </w:pPr>
+      <w:r>
+        <w:rPr>
+          <w:b/>
+          <w:bCs/>
+        </w:rPr>
+        <w:t xml:space="preserve">Why this is filed now.</w:t>
+      </w:r>
+      <w:r>
+        <w:t xml:space="preserve"> </w:t>
+      </w:r>
+      <w:r>
+        <w:t xml:space="preserve">The defect is PRE-EXISTING and is referenced in</w:t>
+      </w:r>
+      <w:r>
+        <w:t xml:space="preserve"> </w:t>
+      </w:r>
+      <w:r>
+        <w:t xml:space="preserve">TMX-076 only as historical context for why TMX-071's work was reverted; no</w:t>
+      </w:r>
+      <w:r>
+        <w:t xml:space="preserve"> </w:t>
+      </w:r>
+      <w:r>
+        <w:t xml:space="preserve">item tracks the rendering defect itself. Confirmed untracked by grep over both</w:t>
+      </w:r>
+      <w:r>
+        <w:t xml:space="preserve"> </w:t>
+      </w:r>
+      <w:r>
+        <w:t xml:space="preserve">trackers 2026-09-01 (with a control needle proving the search was not blind),</w:t>
+      </w:r>
+      <w:r>
+        <w:t xml:space="preserve"> </w:t>
+      </w:r>
+      <w:r>
+        <w:t xml:space="preserve">and re-demonstrated by independent review the same day: an</w:t>
+      </w:r>
+      <w:r>
+        <w:t xml:space="preserve"> </w:t>
+      </w:r>
+      <w:r>
+        <w:rPr>
+          <w:rStyle w:val="VerbatimChar"/>
+        </w:rPr>
+        <w:t xml:space="preserve">add</w:t>
+      </w:r>
+      <w:r>
+        <w:t xml:space="preserve">-created row</w:t>
+      </w:r>
+      <w:r>
+        <w:t xml:space="preserve"> </w:t>
+      </w:r>
+      <w:r>
+        <w:t xml:space="preserve">produced an empty rendered</w:t>
+      </w:r>
+      <w:r>
+        <w:t xml:space="preserve"> </w:t>
+      </w:r>
+      <w:r>
+        <w:rPr>
+          <w:rStyle w:val="VerbatimChar"/>
+        </w:rPr>
+        <w:t xml:space="preserve">Issues.md</w:t>
+      </w:r>
+      <w:r>
+        <w:t xml:space="preserve">. Filed so it stops being carried only</w:t>
+      </w:r>
+      <w:r>
+        <w:t xml:space="preserve"> </w:t>
+      </w:r>
+      <w:r>
+        <w:t xml:space="preserve">inside another item's narrative (§11.4.197 — a known defect with no tracked</w:t>
+      </w:r>
+      <w:r>
+        <w:t xml:space="preserve"> </w:t>
+      </w:r>
+      <w:r>
+        <w:t xml:space="preserve">item evaporates).</w:t>
+      </w:r>
+    </w:p>
+    <w:p>
+      <w:pPr>
+        <w:pStyle w:val="BodyText"/>
+      </w:pPr>
+      <w:r>
+        <w:rPr>
+          <w:b/>
+          <w:bCs/>
+        </w:rPr>
+        <w:t xml:space="preserve">Reproduction.</w:t>
+      </w:r>
+      <w:r>
+        <w:t xml:space="preserve"> </w:t>
+      </w:r>
+      <w:r>
+        <w:rPr>
+          <w:rStyle w:val="VerbatimChar"/>
+        </w:rPr>
+        <w:t xml:space="preserve">workable-items add -title X ...</w:t>
+      </w:r>
+      <w:r>
+        <w:t xml:space="preserve"> </w:t>
+      </w:r>
+      <w:r>
+        <w:t xml:space="preserve">into a scratch DB, then</w:t>
+      </w:r>
+      <w:r>
+        <w:t xml:space="preserve"> </w:t>
+      </w:r>
+      <w:r>
+        <w:rPr>
+          <w:rStyle w:val="VerbatimChar"/>
+        </w:rPr>
+        <w:t xml:space="preserve">sync db-to-md --out-dir &lt;tmp&gt;</w:t>
+      </w:r>
+      <w:r>
+        <w:t xml:space="preserve">: the rendered</w:t>
+      </w:r>
+      <w:r>
+        <w:t xml:space="preserve"> </w:t>
+      </w:r>
+      <w:r>
+        <w:rPr>
+          <w:rStyle w:val="VerbatimChar"/>
+        </w:rPr>
+        <w:t xml:space="preserve">Issues.md</w:t>
+      </w:r>
+      <w:r>
+        <w:t xml:space="preserve"> </w:t>
+      </w:r>
+      <w:r>
+        <w:t xml:space="preserve">contains no block</w:t>
+      </w:r>
+      <w:r>
+        <w:t xml:space="preserve"> </w:t>
+      </w:r>
+      <w:r>
+        <w:t xml:space="preserve">for X.</w:t>
+      </w:r>
+    </w:p>
+    <w:p>
+      <w:pPr>
+        <w:pStyle w:val="BodyText"/>
+      </w:pPr>
+      <w:r>
+        <w:rPr>
+          <w:b/>
+          <w:bCs/>
+        </w:rPr>
+        <w:t xml:space="preserve">Acceptance.</w:t>
+      </w:r>
+      <w:r>
+        <w:t xml:space="preserve"> </w:t>
+      </w:r>
+      <w:r>
+        <w:rPr>
+          <w:rStyle w:val="VerbatimChar"/>
+        </w:rPr>
+        <w:t xml:space="preserve">db-to-md</w:t>
+      </w:r>
+      <w:r>
+        <w:t xml:space="preserve"> </w:t>
+      </w:r>
+      <w:r>
+        <w:t xml:space="preserve">emits a block for every structured row that has no</w:t>
+      </w:r>
+      <w:r>
+        <w:t xml:space="preserve"> </w:t>
+      </w:r>
+      <w:r>
+        <w:t xml:space="preserve">corresponding source block (appended to its category section), so a</w:t>
+      </w:r>
+      <w:r>
+        <w:t xml:space="preserve"> </w:t>
+      </w:r>
+      <w:r>
+        <w:t xml:space="preserve">round-trip after</w:t>
+      </w:r>
+      <w:r>
+        <w:t xml:space="preserve"> </w:t>
+      </w:r>
+      <w:r>
+        <w:rPr>
+          <w:rStyle w:val="VerbatimChar"/>
+        </w:rPr>
+        <w:t xml:space="preserve">add</w:t>
+      </w:r>
+      <w:r>
+        <w:t xml:space="preserve"> </w:t>
+      </w:r>
+      <w:r>
+        <w:t xml:space="preserve">is lossless; covered by a test that adds a row, renders,</w:t>
+      </w:r>
+      <w:r>
+        <w:t xml:space="preserve"> </w:t>
+      </w:r>
+      <w:r>
+        <w:t xml:space="preserve">and asserts the block is present, with its §1.1 mutation removing the emit.</w:t>
+      </w:r>
+    </w:p>
     <w:bookmarkEnd w:id="14"/>
-    <w:bookmarkStart w:id="15" w:name="Xe3e3a4c12237db112c9981ce64dc88b1c1c5713"/>
-    <w:p>
-      <w:pPr>
-        <w:pStyle w:val="Heading3"/>
-      </w:pPr>
-      <w:r>
-        <w:t xml:space="preserve">A6. ADD-ROWS-NOT-RENDERED-001 —</w:t>
-      </w:r>
-      <w:r>
-        <w:t xml:space="preserve"> </w:t>
-      </w:r>
-      <w:r>
-        <w:rPr>
-          <w:rStyle w:val="VerbatimChar"/>
-        </w:rPr>
-        <w:t xml:space="preserve">db-to-md</w:t>
-      </w:r>
-      <w:r>
-        <w:t xml:space="preserve"> </w:t>
-      </w:r>
-      <w:r>
-        <w:t xml:space="preserve">does not render rows created by the</w:t>
-      </w:r>
-      <w:r>
-        <w:t xml:space="preserve"> </w:t>
-      </w:r>
-      <w:r>
-        <w:rPr>
-          <w:rStyle w:val="VerbatimChar"/>
-        </w:rPr>
-        <w:t xml:space="preserve">add</w:t>
-      </w:r>
-      <w:r>
-        <w:t xml:space="preserve"> </w:t>
-      </w:r>
-      <w:r>
-        <w:t xml:space="preserve">verb</w:t>
-      </w:r>
-    </w:p>
-    <w:p>
-      <w:pPr>
-        <w:pStyle w:val="FirstParagraph"/>
-      </w:pPr>
-      <w:r>
-        <w:rPr>
-          <w:b/>
-          <w:bCs/>
-        </w:rPr>
-        <w:t xml:space="preserve">TMX-ID:</w:t>
-      </w:r>
-      <w:r>
-        <w:t xml:space="preserve"> </w:t>
-      </w:r>
-      <w:r>
-        <w:t xml:space="preserve">TMX-094</w:t>
-      </w:r>
-      <w:r>
-        <w:t xml:space="preserve"> </w:t>
-      </w:r>
-      <w:r>
-        <w:rPr>
-          <w:b/>
-          <w:bCs/>
-        </w:rPr>
-        <w:t xml:space="preserve">Type:</w:t>
-      </w:r>
-      <w:r>
-        <w:t xml:space="preserve"> </w:t>
-      </w:r>
-      <w:r>
-        <w:t xml:space="preserve">Bug</w:t>
-      </w:r>
-      <w:r>
-        <w:t xml:space="preserve"> </w:t>
-      </w:r>
-      <w:r>
-        <w:rPr>
-          <w:b/>
-          <w:bCs/>
-        </w:rPr>
-        <w:t xml:space="preserve">Status:</w:t>
-      </w:r>
-      <w:r>
-        <w:t xml:space="preserve"> </w:t>
-      </w:r>
-      <w:r>
-        <w:t xml:space="preserve">Queued</w:t>
-      </w:r>
-    </w:p>
-    <w:p>
-      <w:pPr>
-        <w:pStyle w:val="BodyText"/>
-      </w:pPr>
-      <w:r>
-        <w:rPr>
-          <w:b/>
-          <w:bCs/>
-        </w:rPr>
-        <w:t xml:space="preserve">What.</w:t>
-      </w:r>
-      <w:r>
-        <w:t xml:space="preserve"> </w:t>
-      </w:r>
-      <w:r>
-        <w:rPr>
-          <w:rStyle w:val="VerbatimChar"/>
-        </w:rPr>
-        <w:t xml:space="preserve">sync db-to-md</w:t>
-      </w:r>
-      <w:r>
-        <w:t xml:space="preserve"> </w:t>
-      </w:r>
-      <w:r>
-        <w:t xml:space="preserve">replays</w:t>
-      </w:r>
-      <w:r>
-        <w:t xml:space="preserve"> </w:t>
-      </w:r>
-      <w:r>
-        <w:rPr>
-          <w:rStyle w:val="VerbatimChar"/>
-        </w:rPr>
-        <w:t xml:space="preserve">document_sources</w:t>
-      </w:r>
-      <w:r>
-        <w:t xml:space="preserve"> </w:t>
-      </w:r>
-      <w:r>
-        <w:t xml:space="preserve">reconciled against the</w:t>
-      </w:r>
-      <w:r>
-        <w:t xml:space="preserve"> </w:t>
-      </w:r>
-      <w:r>
-        <w:t xml:space="preserve">structured rows, so a row that has no block in the source markdown is not</w:t>
-      </w:r>
-      <w:r>
-        <w:t xml:space="preserve"> </w:t>
-      </w:r>
-      <w:r>
-        <w:t xml:space="preserve">rendered at all. A row created by</w:t>
-      </w:r>
-      <w:r>
-        <w:t xml:space="preserve"> </w:t>
-      </w:r>
-      <w:r>
-        <w:rPr>
-          <w:rStyle w:val="VerbatimChar"/>
-        </w:rPr>
-        <w:t xml:space="preserve">workable-items add</w:t>
-      </w:r>
-      <w:r>
-        <w:t xml:space="preserve"> </w:t>
-      </w:r>
-      <w:r>
-        <w:t xml:space="preserve">is exactly that: it</w:t>
-      </w:r>
-      <w:r>
-        <w:t xml:space="preserve"> </w:t>
-      </w:r>
-      <w:r>
-        <w:t xml:space="preserve">exists in the SSoT and is invisible in the tracker documents.</w:t>
-      </w:r>
-    </w:p>
-    <w:p>
-      <w:pPr>
-        <w:pStyle w:val="BodyText"/>
-      </w:pPr>
-      <w:r>
-        <w:rPr>
-          <w:b/>
-          <w:bCs/>
-        </w:rPr>
-        <w:t xml:space="preserve">How it manifests.</w:t>
-      </w:r>
-      <w:r>
-        <w:t xml:space="preserve"> </w:t>
-      </w:r>
-      <w:r>
-        <w:t xml:space="preserve">The item is silently absent from</w:t>
-      </w:r>
-      <w:r>
-        <w:t xml:space="preserve"> </w:t>
-      </w:r>
-      <w:r>
-        <w:rPr>
-          <w:rStyle w:val="VerbatimChar"/>
-        </w:rPr>
-        <w:t xml:space="preserve">Issues.md</w:t>
-      </w:r>
-      <w:r>
-        <w:t xml:space="preserve"> </w:t>
-      </w:r>
-      <w:r>
-        <w:t xml:space="preserve">/</w:t>
-      </w:r>
-      <w:r>
-        <w:t xml:space="preserve"> </w:t>
-      </w:r>
-      <w:r>
-        <w:rPr>
-          <w:rStyle w:val="VerbatimChar"/>
-        </w:rPr>
-        <w:t xml:space="preserve">Fixed.md</w:t>
-      </w:r>
-      <w:r>
-        <w:t xml:space="preserve"> </w:t>
-      </w:r>
-      <w:r>
-        <w:t xml:space="preserve">and from their exports, so it does not reach an operator reading</w:t>
-      </w:r>
-      <w:r>
-        <w:t xml:space="preserve"> </w:t>
-      </w:r>
-      <w:r>
-        <w:t xml:space="preserve">the trackers even though</w:t>
-      </w:r>
-      <w:r>
-        <w:t xml:space="preserve"> </w:t>
-      </w:r>
-      <w:r>
-        <w:rPr>
-          <w:rStyle w:val="VerbatimChar"/>
-        </w:rPr>
-        <w:t xml:space="preserve">validate</w:t>
-      </w:r>
-      <w:r>
-        <w:t xml:space="preserve"> </w:t>
-      </w:r>
-      <w:r>
-        <w:t xml:space="preserve">and the DB both hold it — the §11.4.148</w:t>
-      </w:r>
-      <w:r>
-        <w:t xml:space="preserve"> </w:t>
-      </w:r>
-      <w:r>
-        <w:t xml:space="preserve">integrity contract (an item must carry status, type and id on ALL surfaces) is</w:t>
-      </w:r>
-      <w:r>
-        <w:t xml:space="preserve"> </w:t>
-      </w:r>
-      <w:r>
-        <w:t xml:space="preserve">not met for these rows.</w:t>
-      </w:r>
-    </w:p>
-    <w:p>
-      <w:pPr>
-        <w:pStyle w:val="BodyText"/>
-      </w:pPr>
-      <w:r>
-        <w:rPr>
-          <w:b/>
-          <w:bCs/>
-        </w:rPr>
-        <w:t xml:space="preserve">Why this is filed now.</w:t>
-      </w:r>
-      <w:r>
-        <w:t xml:space="preserve"> </w:t>
-      </w:r>
-      <w:r>
-        <w:t xml:space="preserve">The defect is PRE-EXISTING and is referenced in</w:t>
-      </w:r>
-      <w:r>
-        <w:t xml:space="preserve"> </w:t>
-      </w:r>
-      <w:r>
-        <w:t xml:space="preserve">TMX-076 only as historical context for why TMX-071's work was reverted; no</w:t>
-      </w:r>
-      <w:r>
-        <w:t xml:space="preserve"> </w:t>
-      </w:r>
-      <w:r>
-        <w:t xml:space="preserve">item tracks the rendering defect itself. Confirmed untracked by grep over both</w:t>
-      </w:r>
-      <w:r>
-        <w:t xml:space="preserve"> </w:t>
-      </w:r>
-      <w:r>
-        <w:t xml:space="preserve">trackers 2026-09-01 (with a control needle proving the search was not blind),</w:t>
-      </w:r>
-      <w:r>
-        <w:t xml:space="preserve"> </w:t>
-      </w:r>
-      <w:r>
-        <w:t xml:space="preserve">and re-demonstrated by independent review the same day: an</w:t>
-      </w:r>
-      <w:r>
-        <w:t xml:space="preserve"> </w:t>
-      </w:r>
-      <w:r>
-        <w:rPr>
-          <w:rStyle w:val="VerbatimChar"/>
-        </w:rPr>
-        <w:t xml:space="preserve">add</w:t>
-      </w:r>
-      <w:r>
-        <w:t xml:space="preserve">-created row</w:t>
-      </w:r>
-      <w:r>
-        <w:t xml:space="preserve"> </w:t>
-      </w:r>
-      <w:r>
-        <w:t xml:space="preserve">produced an empty rendered</w:t>
-      </w:r>
-      <w:r>
-        <w:t xml:space="preserve"> </w:t>
-      </w:r>
-      <w:r>
-        <w:rPr>
-          <w:rStyle w:val="VerbatimChar"/>
-        </w:rPr>
-        <w:t xml:space="preserve">Issues.md</w:t>
-      </w:r>
-      <w:r>
-        <w:t xml:space="preserve">. Filed so it stops being carried only</w:t>
-      </w:r>
-      <w:r>
-        <w:t xml:space="preserve"> </w:t>
-      </w:r>
-      <w:r>
-        <w:t xml:space="preserve">inside another item's narrative (§11.4.197 — a known defect with no tracked</w:t>
-      </w:r>
-      <w:r>
-        <w:t xml:space="preserve"> </w:t>
-      </w:r>
-      <w:r>
-        <w:t xml:space="preserve">item evaporates).</w:t>
-      </w:r>
-    </w:p>
-    <w:p>
-      <w:pPr>
-        <w:pStyle w:val="BodyText"/>
-      </w:pPr>
-      <w:r>
-        <w:rPr>
-          <w:b/>
-          <w:bCs/>
-        </w:rPr>
-        <w:t xml:space="preserve">Reproduction.</w:t>
-      </w:r>
-      <w:r>
-        <w:t xml:space="preserve"> </w:t>
-      </w:r>
-      <w:r>
-        <w:rPr>
-          <w:rStyle w:val="VerbatimChar"/>
-        </w:rPr>
-        <w:t xml:space="preserve">workable-items add -title X ...</w:t>
-      </w:r>
-      <w:r>
-        <w:t xml:space="preserve"> </w:t>
-      </w:r>
-      <w:r>
-        <w:t xml:space="preserve">into a scratch DB, then</w:t>
-      </w:r>
-      <w:r>
-        <w:t xml:space="preserve"> </w:t>
-      </w:r>
-      <w:r>
-        <w:rPr>
-          <w:rStyle w:val="VerbatimChar"/>
-        </w:rPr>
-        <w:t xml:space="preserve">sync db-to-md --out-dir &lt;tmp&gt;</w:t>
-      </w:r>
-      <w:r>
-        <w:t xml:space="preserve">: the rendered</w:t>
-      </w:r>
-      <w:r>
-        <w:t xml:space="preserve"> </w:t>
-      </w:r>
-      <w:r>
-        <w:rPr>
-          <w:rStyle w:val="VerbatimChar"/>
-        </w:rPr>
-        <w:t xml:space="preserve">Issues.md</w:t>
-      </w:r>
-      <w:r>
-        <w:t xml:space="preserve"> </w:t>
-      </w:r>
-      <w:r>
-        <w:t xml:space="preserve">contains no block</w:t>
-      </w:r>
-      <w:r>
-        <w:t xml:space="preserve"> </w:t>
-      </w:r>
-      <w:r>
-        <w:t xml:space="preserve">for X.</w:t>
-      </w:r>
-    </w:p>
-    <w:p>
-      <w:pPr>
-        <w:pStyle w:val="BodyText"/>
-      </w:pPr>
-      <w:r>
-        <w:rPr>
-          <w:b/>
-          <w:bCs/>
-        </w:rPr>
-        <w:t xml:space="preserve">Acceptance.</w:t>
-      </w:r>
-      <w:r>
-        <w:t xml:space="preserve"> </w:t>
-      </w:r>
-      <w:r>
-        <w:rPr>
-          <w:rStyle w:val="VerbatimChar"/>
-        </w:rPr>
-        <w:t xml:space="preserve">db-to-md</w:t>
-      </w:r>
-      <w:r>
-        <w:t xml:space="preserve"> </w:t>
-      </w:r>
-      <w:r>
-        <w:t xml:space="preserve">emits a block for every structured row that has no</w:t>
-      </w:r>
-      <w:r>
-        <w:t xml:space="preserve"> </w:t>
-      </w:r>
-      <w:r>
-        <w:t xml:space="preserve">corresponding source block (appended to its category section), so a</w:t>
-      </w:r>
-      <w:r>
-        <w:t xml:space="preserve"> </w:t>
-      </w:r>
-      <w:r>
-        <w:t xml:space="preserve">round-trip after</w:t>
-      </w:r>
-      <w:r>
-        <w:t xml:space="preserve"> </w:t>
-      </w:r>
-      <w:r>
-        <w:rPr>
-          <w:rStyle w:val="VerbatimChar"/>
-        </w:rPr>
-        <w:t xml:space="preserve">add</w:t>
-      </w:r>
-      <w:r>
-        <w:t xml:space="preserve"> </w:t>
-      </w:r>
-      <w:r>
-        <w:t xml:space="preserve">is lossless; covered by a test that adds a row, renders,</w:t>
-      </w:r>
-      <w:r>
-        <w:t xml:space="preserve"> </w:t>
-      </w:r>
-      <w:r>
-        <w:t xml:space="preserve">and asserts the block is present, with its §1.1 mutation removing the emit.</w:t>
-      </w:r>
-    </w:p>
-    <w:bookmarkEnd w:id="15"/>
-    <w:bookmarkStart w:id="16" w:name="X0cde3652e2b47ba409ebf1d277226cd3640e7f2"/>
+    <w:bookmarkStart w:id="15" w:name="X0cde3652e2b47ba409ebf1d277226cd3640e7f2"/>
     <w:p>
       <w:pPr>
         <w:pStyle w:val="Heading3"/>
@@ -3387,9 +3086,9 @@
         </w:pict>
       </w:r>
     </w:p>
+    <w:bookmarkEnd w:id="15"/>
     <w:bookmarkEnd w:id="16"/>
-    <w:bookmarkEnd w:id="17"/>
-    <w:bookmarkStart w:id="18" w:name="Xb86f81d76618d54881eaba1753a4cb72beb54ce"/>
+    <w:bookmarkStart w:id="17" w:name="Xb86f81d76618d54881eaba1753a4cb72beb54ce"/>
     <w:p>
       <w:pPr>
         <w:pStyle w:val="Heading2"/>
@@ -3464,8 +3163,8 @@
         </w:pict>
       </w:r>
     </w:p>
-    <w:bookmarkEnd w:id="18"/>
-    <w:bookmarkStart w:id="19" w:name="X274f73d5acf258963b31ff7c75a674bee0e935e"/>
+    <w:bookmarkEnd w:id="17"/>
+    <w:bookmarkStart w:id="18" w:name="X274f73d5acf258963b31ff7c75a674bee0e935e"/>
     <w:p>
       <w:pPr>
         <w:pStyle w:val="Heading2"/>
@@ -3501,294 +3200,14 @@
         </w:pict>
       </w:r>
     </w:p>
-    <w:bookmarkEnd w:id="19"/>
-    <w:bookmarkStart w:id="21" w:name="X9125c2495937530f0e64223858a8a5d6a10e5bd"/>
+    <w:bookmarkEnd w:id="18"/>
+    <w:bookmarkStart w:id="19" w:name="X9125c2495937530f0e64223858a8a5d6a10e5bd"/>
     <w:p>
       <w:pPr>
         <w:pStyle w:val="Heading2"/>
       </w:pPr>
       <w:r>
         <w:t xml:space="preserve">D. Host-capability + topology dispatch gaps</w:t>
-      </w:r>
-    </w:p>
-    <w:bookmarkStart w:id="20" w:name="X5e199cf37a7d6ff0313698f63b14d62e1213353"/>
-    <w:p>
-      <w:pPr>
-        <w:pStyle w:val="Heading3"/>
-      </w:pPr>
-      <w:r>
-        <w:t xml:space="preserve">D2 TMPDIR-HARDCODE-001 — tests hardcoding /tmp false-FAIL under host disk-pressure</w:t>
-      </w:r>
-    </w:p>
-    <w:p>
-      <w:pPr>
-        <w:pStyle w:val="FirstParagraph"/>
-      </w:pPr>
-      <w:r>
-        <w:rPr>
-          <w:b/>
-          <w:bCs/>
-        </w:rPr>
-        <w:t xml:space="preserve">Status:</w:t>
-      </w:r>
-      <w:r>
-        <w:t xml:space="preserve"> </w:t>
-      </w:r>
-      <w:r>
-        <w:t xml:space="preserve">Fixed (→ Fixed.md)</w:t>
-      </w:r>
-      <w:r>
-        <w:t xml:space="preserve"> </w:t>
-      </w:r>
-      <w:r>
-        <w:rPr>
-          <w:b/>
-          <w:bCs/>
-        </w:rPr>
-        <w:t xml:space="preserve">Type:</w:t>
-      </w:r>
-      <w:r>
-        <w:t xml:space="preserve"> </w:t>
-      </w:r>
-      <w:r>
-        <w:t xml:space="preserve">Task</w:t>
-      </w:r>
-    </w:p>
-    <w:p>
-      <w:pPr>
-        <w:pStyle w:val="BodyText"/>
-      </w:pPr>
-      <w:r>
-        <w:t xml:space="preserve">CLOSED v1.0.27. Several tests create scratch under a hardcoded</w:t>
-      </w:r>
-      <w:r>
-        <w:t xml:space="preserve"> </w:t>
-      </w:r>
-      <w:r>
-        <w:rPr>
-          <w:rStyle w:val="VerbatimChar"/>
-        </w:rPr>
-        <w:t xml:space="preserve">/tmp</w:t>
-      </w:r>
-      <w:r>
-        <w:t xml:space="preserve"> </w:t>
-      </w:r>
-      <w:r>
-        <w:t xml:space="preserve">(e.g.</w:t>
-      </w:r>
-      <w:r>
-        <w:t xml:space="preserve"> </w:t>
-      </w:r>
-      <w:r>
-        <w:rPr>
-          <w:rStyle w:val="VerbatimChar"/>
-        </w:rPr>
-        <w:t xml:space="preserve">27_state_persistence.sh</w:t>
-      </w:r>
-      <w:r>
-        <w:t xml:space="preserve"> </w:t>
-      </w:r>
-      <w:r>
-        <w:t xml:space="preserve">target</w:t>
-      </w:r>
-      <w:r>
-        <w:t xml:space="preserve"> </w:t>
-      </w:r>
-      <w:r>
-        <w:rPr>
-          <w:rStyle w:val="VerbatimChar"/>
-        </w:rPr>
-        <w:t xml:space="preserve">tmx-test-18-target-*</w:t>
-      </w:r>
-      <w:r>
-        <w:t xml:space="preserve">). When the host root volume is full (observed 2026-06-16</w:t>
-      </w:r>
-      <w:r>
-        <w:t xml:space="preserve"> </w:t>
-      </w:r>
-      <w:r>
-        <w:t xml:space="preserve">on macOS,</w:t>
-      </w:r>
-      <w:r>
-        <w:t xml:space="preserve"> </w:t>
-      </w:r>
-      <w:r>
-        <w:rPr>
-          <w:rStyle w:val="VerbatimChar"/>
-        </w:rPr>
-        <w:t xml:space="preserve">/</w:t>
-      </w:r>
-      <w:r>
-        <w:t xml:space="preserve"> </w:t>
-      </w:r>
-      <w:r>
-        <w:t xml:space="preserve">at &lt;200 MiB during the operator's away-window), the</w:t>
-      </w:r>
-      <w:r>
-        <w:t xml:space="preserve"> </w:t>
-      </w:r>
-      <w:r>
-        <w:rPr>
-          <w:rStyle w:val="VerbatimChar"/>
-        </w:rPr>
-        <w:t xml:space="preserve">cd</w:t>
-      </w:r>
-      <w:r>
-        <w:t xml:space="preserve">/mkdir into</w:t>
-      </w:r>
-      <w:r>
-        <w:t xml:space="preserve"> </w:t>
-      </w:r>
-      <w:r>
-        <w:rPr>
-          <w:rStyle w:val="VerbatimChar"/>
-        </w:rPr>
-        <w:t xml:space="preserve">/tmp</w:t>
-      </w:r>
-      <w:r>
-        <w:t xml:space="preserve"> </w:t>
-      </w:r>
-      <w:r>
-        <w:t xml:space="preserve">fails →</w:t>
-      </w:r>
-      <w:r>
-        <w:t xml:space="preserve"> </w:t>
-      </w:r>
-      <w:r>
-        <w:rPr>
-          <w:rStyle w:val="VerbatimChar"/>
-        </w:rPr>
-        <w:t xml:space="preserve">pane_current_path=''</w:t>
-      </w:r>
-      <w:r>
-        <w:t xml:space="preserve"> </w:t>
-      </w:r>
-      <w:r>
-        <w:t xml:space="preserve">false-FAIL instead of an honest §11.4.3 SKIP-with-reason.</w:t>
-      </w:r>
-      <w:r>
-        <w:t xml:space="preserve"> </w:t>
-      </w:r>
-      <w:r>
-        <w:t xml:space="preserve">The tests pass normally + standalone (27</w:t>
-      </w:r>
-      <w:r>
-        <w:t xml:space="preserve"> </w:t>
-      </w:r>
-      <w:r>
-        <w:rPr>
-          <w:rStyle w:val="VerbatimChar"/>
-        </w:rPr>
-        <w:t xml:space="preserve">3/3</w:t>
-      </w:r>
-      <w:r>
-        <w:t xml:space="preserve">, 38</w:t>
-      </w:r>
-      <w:r>
-        <w:t xml:space="preserve"> </w:t>
-      </w:r>
-      <w:r>
-        <w:rPr>
-          <w:rStyle w:val="VerbatimChar"/>
-        </w:rPr>
-        <w:t xml:space="preserve">3/3</w:t>
-      </w:r>
-      <w:r>
-        <w:t xml:space="preserve">, 43</w:t>
-      </w:r>
-      <w:r>
-        <w:t xml:space="preserve"> </w:t>
-      </w:r>
-      <w:r>
-        <w:rPr>
-          <w:rStyle w:val="VerbatimChar"/>
-        </w:rPr>
-        <w:t xml:space="preserve">15/0</w:t>
-      </w:r>
-      <w:r>
-        <w:t xml:space="preserve"> </w:t>
-      </w:r>
-      <w:r>
-        <w:t xml:space="preserve">re-run the same</w:t>
-      </w:r>
-      <w:r>
-        <w:t xml:space="preserve"> </w:t>
-      </w:r>
-      <w:r>
-        <w:t xml:space="preserve">session) — the failure is purely the abnormal host-disk condition (a §11.4.1 FAIL-bluff</w:t>
-      </w:r>
-      <w:r>
-        <w:t xml:space="preserve"> </w:t>
-      </w:r>
-      <w:r>
-        <w:t xml:space="preserve">class: environment, not product).</w:t>
-      </w:r>
-      <w:r>
-        <w:t xml:space="preserve"> </w:t>
-      </w:r>
-      <w:r>
-        <w:rPr>
-          <w:b/>
-          <w:bCs/>
-        </w:rPr>
-        <w:t xml:space="preserve">Fix direction:</w:t>
-      </w:r>
-      <w:r>
-        <w:t xml:space="preserve"> </w:t>
-      </w:r>
-      <w:r>
-        <w:t xml:space="preserve">route test scratch through</w:t>
-      </w:r>
-      <w:r>
-        <w:t xml:space="preserve"> </w:t>
-      </w:r>
-      <w:r>
-        <w:rPr>
-          <w:rStyle w:val="VerbatimChar"/>
-        </w:rPr>
-        <w:t xml:space="preserve">$TMPDIR</w:t>
-      </w:r>
-      <w:r>
-        <w:t xml:space="preserve"> </w:t>
-      </w:r>
-      <w:r>
-        <w:t xml:space="preserve">(operator now sets</w:t>
-      </w:r>
-      <w:r>
-        <w:t xml:space="preserve"> </w:t>
-      </w:r>
-      <w:r>
-        <w:rPr>
-          <w:rStyle w:val="VerbatimChar"/>
-        </w:rPr>
-        <w:t xml:space="preserve">/Volumes/T7/tmp</w:t>
-      </w:r>
-      <w:r>
-        <w:t xml:space="preserve"> </w:t>
-      </w:r>
-      <w:r>
-        <w:t xml:space="preserve">via ~/.zshrc + ~/.bashrc) OR guard each test on</w:t>
-      </w:r>
-      <w:r>
-        <w:t xml:space="preserve"> </w:t>
-      </w:r>
-      <w:r>
-        <w:rPr>
-          <w:rStyle w:val="VerbatimChar"/>
-        </w:rPr>
-        <w:t xml:space="preserve">/tmp</w:t>
-      </w:r>
-      <w:r>
-        <w:t xml:space="preserve"> </w:t>
-      </w:r>
-      <w:r>
-        <w:t xml:space="preserve">writability and SKIP-with-reason (§11.4.3/§11.4.50). Captured-evidence requirement:</w:t>
-      </w:r>
-      <w:r>
-        <w:t xml:space="preserve"> </w:t>
-      </w:r>
-      <w:r>
-        <w:t xml:space="preserve">an induced-disk-full run shows SKIP-with-reason, not FAIL.</w:t>
       </w:r>
     </w:p>
     <w:p>
@@ -3798,9 +3217,8 @@
         </w:pict>
       </w:r>
     </w:p>
-    <w:bookmarkEnd w:id="20"/>
-    <w:bookmarkEnd w:id="21"/>
-    <w:bookmarkStart w:id="22" w:name="e-documentation--continuation-drift"/>
+    <w:bookmarkEnd w:id="19"/>
+    <w:bookmarkStart w:id="20" w:name="e-documentation--continuation-drift"/>
     <w:p>
       <w:pPr>
         <w:pStyle w:val="Heading2"/>
@@ -3839,8 +3257,8 @@
         </w:pict>
       </w:r>
     </w:p>
-    <w:bookmarkEnd w:id="22"/>
-    <w:bookmarkStart w:id="23" w:name="X250669e1b3e4eec2b5ccf8718eb9d17180ea6b1"/>
+    <w:bookmarkEnd w:id="20"/>
+    <w:bookmarkStart w:id="21" w:name="X250669e1b3e4eec2b5ccf8718eb9d17180ea6b1"/>
     <w:p>
       <w:pPr>
         <w:pStyle w:val="Heading2"/>
@@ -4021,8 +3439,8 @@
         </w:pict>
       </w:r>
     </w:p>
-    <w:bookmarkEnd w:id="23"/>
-    <w:bookmarkStart w:id="24" w:name="X21004db0bb76d472427ca54c339998fa22148c1"/>
+    <w:bookmarkEnd w:id="21"/>
+    <w:bookmarkStart w:id="22" w:name="X21004db0bb76d472427ca54c339998fa22148c1"/>
     <w:p>
       <w:pPr>
         <w:pStyle w:val="Heading2"/>
@@ -4169,8 +3587,8 @@
         </w:pict>
       </w:r>
     </w:p>
-    <w:bookmarkEnd w:id="24"/>
-    <w:bookmarkStart w:id="27" w:name="X8a3986cc7f2a7ebeca70f46a317d8dbde5e067a"/>
+    <w:bookmarkEnd w:id="22"/>
+    <w:bookmarkStart w:id="25" w:name="X8a3986cc7f2a7ebeca70f46a317d8dbde5e067a"/>
     <w:p>
       <w:pPr>
         <w:pStyle w:val="Heading2"/>
@@ -4217,7 +3635,7 @@
         <w:t xml:space="preserve">TMX-079's own fix + tests are unaffected. Tracked here so they are not lost.</w:t>
       </w:r>
     </w:p>
-    <w:bookmarkStart w:id="25" w:name="X08ace722e9fdd86c8366413b3bc2558cb385a13"/>
+    <w:bookmarkStart w:id="23" w:name="X08ace722e9fdd86c8366413b3bc2558cb385a13"/>
     <w:p>
       <w:pPr>
         <w:pStyle w:val="Heading3"/>
@@ -5282,8 +4700,8 @@
         <w:t xml:space="preserve">-based pane-state resolution), manifesting there as a CPU-throttle settle-window timeout rather than a stale-path read. See §H2 for the shared-cause hypothesis and the recommended confirming experiment.</w:t>
       </w:r>
     </w:p>
-    <w:bookmarkEnd w:id="25"/>
-    <w:bookmarkStart w:id="26" w:name="X83a5cde92d776ef622624e70dce97efdc2c6801"/>
+    <w:bookmarkEnd w:id="23"/>
+    <w:bookmarkStart w:id="24" w:name="X83a5cde92d776ef622624e70dce97efdc2c6801"/>
     <w:p>
       <w:pPr>
         <w:pStyle w:val="Heading3"/>
@@ -5993,15 +5411,249 @@
         </w:pict>
       </w:r>
     </w:p>
+    <w:bookmarkEnd w:id="24"/>
+    <w:bookmarkEnd w:id="25"/>
+    <w:bookmarkStart w:id="31" w:name="X966a375fa82ea8147a2285eccfb24cb2d6f99c8"/>
+    <w:p>
+      <w:pPr>
+        <w:pStyle w:val="Heading2"/>
+      </w:pPr>
+      <w:r>
+        <w:t xml:space="preserve">I. Live copy-mode wheel binding (2026-09-01)</w:t>
+      </w:r>
+    </w:p>
+    <w:p>
+      <w:pPr>
+        <w:pStyle w:val="FirstParagraph"/>
+      </w:pPr>
+      <w:r>
+        <w:t xml:space="preserve">Surfaced during the v1.0.44 verification work. Tracked here because it is a real, currently-failing check that was not previously recorded anywhere — leaving it only in a test log would be a §11.4.238 coverage escape at the tracking layer.</w:t>
+      </w:r>
+    </w:p>
+    <w:bookmarkStart w:id="26" w:name="Xcbb00389883b5577d99d8082dcffa97a572a350"/>
+    <w:p>
+      <w:pPr>
+        <w:pStyle w:val="Heading3"/>
+      </w:pPr>
+      <w:r>
+        <w:t xml:space="preserve">A99. set_status.go strands block identity onto an occupied Issues triple on reopen —</w:t>
+      </w:r>
+      <w:r>
+        <w:t xml:space="preserve"> </w:t>
+      </w:r>
+      <w:r>
+        <w:rPr>
+          <w:rStyle w:val="VerbatimChar"/>
+        </w:rPr>
+        <w:t xml:space="preserve">OPEN</w:t>
+      </w:r>
+    </w:p>
+    <w:p>
+      <w:pPr>
+        <w:pStyle w:val="FirstParagraph"/>
+      </w:pPr>
+      <w:r>
+        <w:rPr>
+          <w:b/>
+          <w:bCs/>
+        </w:rPr>
+        <w:t xml:space="preserve">TMX-ID:</w:t>
+      </w:r>
+      <w:r>
+        <w:t xml:space="preserve"> </w:t>
+      </w:r>
+      <w:r>
+        <w:t xml:space="preserve">TMX-099</w:t>
+      </w:r>
+      <w:r>
+        <w:t xml:space="preserve"> </w:t>
+      </w:r>
+      <w:r>
+        <w:rPr>
+          <w:b/>
+          <w:bCs/>
+        </w:rPr>
+        <w:t xml:space="preserve">Type:</w:t>
+      </w:r>
+      <w:r>
+        <w:t xml:space="preserve"> </w:t>
+      </w:r>
+      <w:r>
+        <w:t xml:space="preserve">Bug</w:t>
+      </w:r>
+      <w:r>
+        <w:t xml:space="preserve"> </w:t>
+      </w:r>
+      <w:r>
+        <w:rPr>
+          <w:b/>
+          <w:bCs/>
+        </w:rPr>
+        <w:t xml:space="preserve">Status:</w:t>
+      </w:r>
+      <w:r>
+        <w:t xml:space="preserve"> </w:t>
+      </w:r>
+      <w:r>
+        <w:rPr>
+          <w:rStyle w:val="VerbatimChar"/>
+        </w:rPr>
+        <w:t xml:space="preserve">Queued</w:t>
+      </w:r>
+      <w:r>
+        <w:t xml:space="preserve"> </w:t>
+      </w:r>
+      <w:r>
+        <w:rPr>
+          <w:b/>
+          <w:bCs/>
+        </w:rPr>
+        <w:t xml:space="preserve">Severity:</w:t>
+      </w:r>
+      <w:r>
+        <w:t xml:space="preserve"> </w:t>
+      </w:r>
+      <w:r>
+        <w:t xml:space="preserve">MEDIUM</w:t>
+      </w:r>
+    </w:p>
+    <w:p>
+      <w:pPr>
+        <w:pStyle w:val="BodyText"/>
+      </w:pPr>
+      <w:r>
+        <w:t xml:space="preserve">set_status.go carries the identical defect close.go had before TMX-099: it mutates only Status and CurrentLocation (it.CurrentLocation = LocationIssues) with NO check that the destination (Issues, category, code_ordinal) triple is free. A reopen can therefore strand an item onto a block another item already holds — the mirror image of the close-side collision fixed this cycle. Measured basis: block codes are category-local and NOT unique across the two trackers (9 of 10 codes present in both files), and 8 of 10 open items would collide on close before the close.go guard landed. Repro: reopen an item whose Issues-side triple is already held. Fix direction: apply the same checkDestinationBlockIdentityFree fail-closed guard, with the same three false-positive guards (ordinal&lt;=0 sentinel, Obsolete supersession, self-exclusion). Acceptance: a RED test reproducing the reverse collision, flipped GREEN by the guard, plus a paired 1.1 mutation.</w:t>
+      </w:r>
+    </w:p>
     <w:bookmarkEnd w:id="26"/>
+    <w:bookmarkStart w:id="27" w:name="X16fca655e10800e5ede3f2bc013a76370c1b7db"/>
+    <w:p>
+      <w:pPr>
+        <w:pStyle w:val="Heading3"/>
+      </w:pPr>
+      <w:r>
+        <w:t xml:space="preserve">A100. Identity audit cannot locate the block for 57 of 95 items —</w:t>
+      </w:r>
+      <w:r>
+        <w:t xml:space="preserve"> </w:t>
+      </w:r>
+      <w:r>
+        <w:rPr>
+          <w:rStyle w:val="VerbatimChar"/>
+        </w:rPr>
+        <w:t xml:space="preserve">OPEN</w:t>
+      </w:r>
+    </w:p>
+    <w:p>
+      <w:pPr>
+        <w:pStyle w:val="FirstParagraph"/>
+      </w:pPr>
+      <w:r>
+        <w:rPr>
+          <w:b/>
+          <w:bCs/>
+        </w:rPr>
+        <w:t xml:space="preserve">TMX-ID:</w:t>
+      </w:r>
+      <w:r>
+        <w:t xml:space="preserve"> </w:t>
+      </w:r>
+      <w:r>
+        <w:t xml:space="preserve">TMX-100</w:t>
+      </w:r>
+      <w:r>
+        <w:t xml:space="preserve"> </w:t>
+      </w:r>
+      <w:r>
+        <w:rPr>
+          <w:b/>
+          <w:bCs/>
+        </w:rPr>
+        <w:t xml:space="preserve">Type:</w:t>
+      </w:r>
+      <w:r>
+        <w:t xml:space="preserve"> </w:t>
+      </w:r>
+      <w:r>
+        <w:t xml:space="preserve">Task</w:t>
+      </w:r>
+      <w:r>
+        <w:t xml:space="preserve"> </w:t>
+      </w:r>
+      <w:r>
+        <w:rPr>
+          <w:b/>
+          <w:bCs/>
+        </w:rPr>
+        <w:t xml:space="preserve">Status:</w:t>
+      </w:r>
+      <w:r>
+        <w:t xml:space="preserve"> </w:t>
+      </w:r>
+      <w:r>
+        <w:rPr>
+          <w:rStyle w:val="VerbatimChar"/>
+        </w:rPr>
+        <w:t xml:space="preserve">Queued</w:t>
+      </w:r>
+      <w:r>
+        <w:t xml:space="preserve"> </w:t>
+      </w:r>
+      <w:r>
+        <w:rPr>
+          <w:b/>
+          <w:bCs/>
+        </w:rPr>
+        <w:t xml:space="preserve">Severity:</w:t>
+      </w:r>
+      <w:r>
+        <w:t xml:space="preserve"> </w:t>
+      </w:r>
+      <w:r>
+        <w:t xml:space="preserve">MEDIUM</w:t>
+      </w:r>
+    </w:p>
+    <w:p>
+      <w:pPr>
+        <w:pStyle w:val="BodyText"/>
+      </w:pPr>
+      <w:r>
+        <w:t xml:space="preserve">workable-items validate reports: 57 item(s) skipped by the identity audit — their block could not be located. These are rows whose stored (location, category, code_ordinal) names a block the parser cannot find in the file that location names. This is a DISTINCT defect from the close-side collision guard (TMX-099) and is NOT closed by it; it is also distinct from TMX-050 (Obsolete rows are skipped BEFORE the unlocated counter increments, so TMX-050 is not among the 57). Two contributing causes are already measured: 58 blocks carry no</w:t>
+      </w:r>
+      <w:r>
+        <w:t xml:space="preserve"> </w:t>
+      </w:r>
+      <w:r>
+        <w:rPr>
+          <w:b/>
+          <w:bCs/>
+        </w:rPr>
+        <w:t xml:space="preserve">TMX-ID:</w:t>
+      </w:r>
+      <w:r>
+        <w:t xml:space="preserve"> </w:t>
+      </w:r>
+      <w:r>
+        <w:t xml:space="preserve">line for the audit to join on, and any block migrated by hand leaves the DB pointer behind. Fix direction: backfill the missing TMX-ID lines, then add an audit fallback keying tier so a block is locatable by (category, ordinal) when the id line is absent. Acceptance: the skipped count falls to zero or every residual is enumerated as an honest, justified gap.</w:t>
+      </w:r>
+    </w:p>
     <w:bookmarkEnd w:id="27"/>
-    <w:bookmarkStart w:id="34" w:name="X966a375fa82ea8147a2285eccfb24cb2d6f99c8"/>
-    <w:p>
-      <w:pPr>
-        <w:pStyle w:val="Heading2"/>
-      </w:pPr>
-      <w:r>
-        <w:t xml:space="preserve">I. Live copy-mode wheel binding (2026-09-01)</w:t>
+    <w:bookmarkStart w:id="28" w:name="X5a71f53711fdc7de1fd1015490fb3ffd6528e7d"/>
+    <w:p>
+      <w:pPr>
+        <w:pStyle w:val="Heading3"/>
+      </w:pPr>
+      <w:r>
+        <w:t xml:space="preserve">A101. §11.4.44 revision headers absent from Issues.md, Fixed.md and CONTINUATION.md —</w:t>
+      </w:r>
+      <w:r>
+        <w:t xml:space="preserve"> </w:t>
+      </w:r>
+      <w:r>
+        <w:rPr>
+          <w:rStyle w:val="VerbatimChar"/>
+        </w:rPr>
+        <w:t xml:space="preserve">OPEN</w:t>
       </w:r>
     </w:p>
     <w:p>
@@ -6009,31 +5661,127 @@
         <w:pStyle w:val="FirstParagraph"/>
       </w:pPr>
       <w:r>
-        <w:t xml:space="preserve">Surfaced during the v1.0.44 verification work. Tracked here because it is a real, currently-failing check that was not previously recorded anywhere — leaving it only in a test log would be a §11.4.238 coverage escape at the tracking layer.</w:t>
-      </w:r>
-    </w:p>
-    <w:bookmarkStart w:id="28" w:name="X94e6d1b9ed0bdbeaf21eddeac524565e0315f42"/>
+        <w:rPr>
+          <w:b/>
+          <w:bCs/>
+        </w:rPr>
+        <w:t xml:space="preserve">TMX-ID:</w:t>
+      </w:r>
+      <w:r>
+        <w:t xml:space="preserve"> </w:t>
+      </w:r>
+      <w:r>
+        <w:t xml:space="preserve">TMX-101</w:t>
+      </w:r>
+      <w:r>
+        <w:t xml:space="preserve"> </w:t>
+      </w:r>
+      <w:r>
+        <w:rPr>
+          <w:b/>
+          <w:bCs/>
+        </w:rPr>
+        <w:t xml:space="preserve">Type:</w:t>
+      </w:r>
+      <w:r>
+        <w:t xml:space="preserve"> </w:t>
+      </w:r>
+      <w:r>
+        <w:t xml:space="preserve">Task</w:t>
+      </w:r>
+      <w:r>
+        <w:t xml:space="preserve"> </w:t>
+      </w:r>
+      <w:r>
+        <w:rPr>
+          <w:b/>
+          <w:bCs/>
+        </w:rPr>
+        <w:t xml:space="preserve">Status:</w:t>
+      </w:r>
+      <w:r>
+        <w:t xml:space="preserve"> </w:t>
+      </w:r>
+      <w:r>
+        <w:rPr>
+          <w:rStyle w:val="VerbatimChar"/>
+        </w:rPr>
+        <w:t xml:space="preserve">Queued</w:t>
+      </w:r>
+      <w:r>
+        <w:t xml:space="preserve"> </w:t>
+      </w:r>
+      <w:r>
+        <w:rPr>
+          <w:b/>
+          <w:bCs/>
+        </w:rPr>
+        <w:t xml:space="preserve">Severity:</w:t>
+      </w:r>
+      <w:r>
+        <w:t xml:space="preserve"> </w:t>
+      </w:r>
+      <w:r>
+        <w:t xml:space="preserve">MEDIUM</w:t>
+      </w:r>
+    </w:p>
+    <w:p>
+      <w:pPr>
+        <w:pStyle w:val="BodyText"/>
+      </w:pPr>
+      <w:r>
+        <w:t xml:space="preserve">Measured 2026-09-02: §11.4.44 names Issues.md, Fixed.md and CONTINUATION.md as in-scope and requires BOTH</w:t>
+      </w:r>
+      <w:r>
+        <w:t xml:space="preserve"> </w:t>
+      </w:r>
+      <w:r>
+        <w:rPr>
+          <w:b/>
+          <w:bCs/>
+        </w:rPr>
+        <w:t xml:space="preserve">Revision:</w:t>
+      </w:r>
+      <w:r>
+        <w:t xml:space="preserve"> </w:t>
+      </w:r>
+      <w:r>
+        <w:t xml:space="preserve">N and</w:t>
+      </w:r>
+      <w:r>
+        <w:t xml:space="preserve"> </w:t>
+      </w:r>
+      <w:r>
+        <w:rPr>
+          <w:b/>
+          <w:bCs/>
+        </w:rPr>
+        <w:t xml:space="preserve">Last modified:</w:t>
+      </w:r>
+      <w:r>
+        <w:t xml:space="preserve"> </w:t>
+      </w:r>
+      <w:r>
+        <w:t xml:space="preserve">ISO-8601-UTC directly below the H1. Issues.md carries neither field (Revision=0, LastMod=0); Fixed.md carries neither (0/0); CONTINUATION.md carries Last updated but no Revision (0/1). Control needle: docs/workable-items/Status.md carries Revision=1, so the detecting grep is not blind. Repo-wide 60 of 86 tracked .md carry the field, so 26 do not. PRE-EXISTING, not introduced by the v1.0.45 tracker-integrity batch. Repro: for f in Issues.md Fixed.md CONTINUATION.md; do grep -c '^..Revision:..' $f; done. Acceptance: all three carry both mandatory fields, the doc_revision_bump helper covers them, and a gate FAILs when a field is stripped (paired §1.1 mutation).</w:t>
+      </w:r>
+    </w:p>
+    <w:bookmarkEnd w:id="28"/>
+    <w:bookmarkStart w:id="29" w:name="X80238fbe822bd5d79243a34a902eaee00e553c9"/>
     <w:p>
       <w:pPr>
         <w:pStyle w:val="Heading3"/>
       </w:pPr>
       <w:r>
-        <w:t xml:space="preserve">I1 WHEEL-COPY-MODE-OVERRIDE-001 — test 17 sub-check T3: the LIVE</w:t>
-      </w:r>
-      <w:r>
-        <w:t xml:space="preserve"> </w:t>
-      </w:r>
-      <w:r>
-        <w:rPr>
-          <w:rStyle w:val="VerbatimChar"/>
-        </w:rPr>
-        <w:t xml:space="preserve">WheelUpPane</w:t>
-      </w:r>
-      <w:r>
-        <w:t xml:space="preserve"> </w:t>
-      </w:r>
-      <w:r>
-        <w:t xml:space="preserve">binding is not the copy-mode override</w:t>
+        <w:t xml:space="preserve">A102. Issues_Summary.md and Fixed_Summary.md do not exist anywhere in the repository —</w:t>
+      </w:r>
+      <w:r>
+        <w:t xml:space="preserve"> </w:t>
+      </w:r>
+      <w:r>
+        <w:rPr>
+          <w:rStyle w:val="VerbatimChar"/>
+        </w:rPr>
+        <w:t xml:space="preserve">OPEN</w:t>
       </w:r>
     </w:p>
     <w:p>
@@ -6051,7 +5799,7 @@
         <w:t xml:space="preserve"> </w:t>
       </w:r>
       <w:r>
-        <w:t xml:space="preserve">TMX-090</w:t>
+        <w:t xml:space="preserve">TMX-102</w:t>
       </w:r>
       <w:r>
         <w:t xml:space="preserve"> </w:t>
@@ -6067,6 +5815,102 @@
         <w:t xml:space="preserve"> </w:t>
       </w:r>
       <w:r>
+        <w:t xml:space="preserve">Task</w:t>
+      </w:r>
+      <w:r>
+        <w:t xml:space="preserve"> </w:t>
+      </w:r>
+      <w:r>
+        <w:rPr>
+          <w:b/>
+          <w:bCs/>
+        </w:rPr>
+        <w:t xml:space="preserve">Status:</w:t>
+      </w:r>
+      <w:r>
+        <w:t xml:space="preserve"> </w:t>
+      </w:r>
+      <w:r>
+        <w:rPr>
+          <w:rStyle w:val="VerbatimChar"/>
+        </w:rPr>
+        <w:t xml:space="preserve">Queued</w:t>
+      </w:r>
+      <w:r>
+        <w:t xml:space="preserve"> </w:t>
+      </w:r>
+      <w:r>
+        <w:rPr>
+          <w:b/>
+          <w:bCs/>
+        </w:rPr>
+        <w:t xml:space="preserve">Severity:</w:t>
+      </w:r>
+      <w:r>
+        <w:t xml:space="preserve"> </w:t>
+      </w:r>
+      <w:r>
+        <w:t xml:space="preserve">MEDIUM</w:t>
+      </w:r>
+    </w:p>
+    <w:p>
+      <w:pPr>
+        <w:pStyle w:val="BodyText"/>
+      </w:pPr>
+      <w:r>
+        <w:t xml:space="preserve">Measured 2026-09-02: §11.4.12 mandates Issues_Summary.md and §11.4.53 mandates Fixed_Summary.md, each always in sync with its source tracker and exported to HTML and PDF. Neither file is tracked anywhere: git ls-files | grep -iE 'Issues_Summary|Fixed_Summary' returns empty, while the same search finds Issues.md and Fixed.md (control needle, so the search is not blind). scripts/tests/51_workable_items_db_integrity.sh references the summary names, so tooling already assumes them. PRE-EXISTING, not introduced by the v1.0.45 batch. Acceptance: both summaries generated from the workable-items DB with ATM/TMX-ID, Status, Type and Reopens columns per §11.4.19/§11.4.54/§11.4.55, exported per §11.4.65, reachable from README per §11.4.212, and a gate FAILs when a summary is stale or absent.</w:t>
+      </w:r>
+    </w:p>
+    <w:bookmarkEnd w:id="29"/>
+    <w:bookmarkStart w:id="30" w:name="X836e487297bac5f2208b99f6f820bc0c61a7f28"/>
+    <w:p>
+      <w:pPr>
+        <w:pStyle w:val="Heading3"/>
+      </w:pPr>
+      <w:r>
+        <w:t xml:space="preserve">A103. sync db-to-md writes the git-tracked SSoT DB on every run, including read-only verification round-trips —</w:t>
+      </w:r>
+      <w:r>
+        <w:t xml:space="preserve"> </w:t>
+      </w:r>
+      <w:r>
+        <w:rPr>
+          <w:rStyle w:val="VerbatimChar"/>
+        </w:rPr>
+        <w:t xml:space="preserve">OPEN</w:t>
+      </w:r>
+    </w:p>
+    <w:p>
+      <w:pPr>
+        <w:pStyle w:val="FirstParagraph"/>
+      </w:pPr>
+      <w:r>
+        <w:rPr>
+          <w:b/>
+          <w:bCs/>
+        </w:rPr>
+        <w:t xml:space="preserve">TMX-ID:</w:t>
+      </w:r>
+      <w:r>
+        <w:t xml:space="preserve"> </w:t>
+      </w:r>
+      <w:r>
+        <w:t xml:space="preserve">TMX-103</w:t>
+      </w:r>
+      <w:r>
+        <w:t xml:space="preserve"> </w:t>
+      </w:r>
+      <w:r>
+        <w:rPr>
+          <w:b/>
+          <w:bCs/>
+        </w:rPr>
+        <w:t xml:space="preserve">Type:</w:t>
+      </w:r>
+      <w:r>
+        <w:t xml:space="preserve"> </w:t>
+      </w:r>
+      <w:r>
         <w:t xml:space="preserve">Bug</w:t>
       </w:r>
       <w:r>
@@ -6083,7 +5927,26 @@
         <w:t xml:space="preserve"> </w:t>
       </w:r>
       <w:r>
-        <w:t xml:space="preserve">In progress</w:t>
+        <w:rPr>
+          <w:rStyle w:val="VerbatimChar"/>
+        </w:rPr>
+        <w:t xml:space="preserve">Queued</w:t>
+      </w:r>
+      <w:r>
+        <w:t xml:space="preserve"> </w:t>
+      </w:r>
+      <w:r>
+        <w:rPr>
+          <w:b/>
+          <w:bCs/>
+        </w:rPr>
+        <w:t xml:space="preserve">Severity:</w:t>
+      </w:r>
+      <w:r>
+        <w:t xml:space="preserve"> </w:t>
+      </w:r>
+      <w:r>
+        <w:t xml:space="preserve">MEDIUM</w:t>
       </w:r>
     </w:p>
     <w:p>
@@ -6091,889 +5954,12 @@
         <w:pStyle w:val="BodyText"/>
       </w:pPr>
       <w:r>
-        <w:rPr>
-          <w:b/>
-          <w:bCs/>
-        </w:rPr>
-        <w:t xml:space="preserve">What:</w:t>
-      </w:r>
-      <w:r>
-        <w:t xml:space="preserve"> </w:t>
-      </w:r>
-      <w:r>
-        <w:rPr>
-          <w:rStyle w:val="VerbatimChar"/>
-        </w:rPr>
-        <w:t xml:space="preserve">scripts/tests/17_scrollback_copy_mode.sh</w:t>
-      </w:r>
-      <w:r>
-        <w:t xml:space="preserve"> </w:t>
-      </w:r>
-      <w:r>
-        <w:t xml:space="preserve">sub-check</w:t>
-      </w:r>
-      <w:r>
-        <w:t xml:space="preserve"> </w:t>
-      </w:r>
-      <w:r>
-        <w:rPr>
-          <w:b/>
-          <w:bCs/>
-        </w:rPr>
-        <w:t xml:space="preserve">T3</w:t>
-      </w:r>
-      <w:r>
-        <w:t xml:space="preserve"> </w:t>
-      </w:r>
-      <w:r>
-        <w:t xml:space="preserve">reads the binding actually installed on the LIVE tmux server —</w:t>
-      </w:r>
-    </w:p>
-    <w:p>
-      <w:pPr>
-        <w:pStyle w:val="SourceCode"/>
-      </w:pPr>
-      <w:r>
-        <w:rPr>
-          <w:rStyle w:val="VerbatimChar"/>
-        </w:rPr>
-        <w:t xml:space="preserve">tmux -L "$S_SOCK" list-keys -T root WheelUpPane</w:t>
-      </w:r>
-    </w:p>
-    <w:p>
-      <w:pPr>
-        <w:pStyle w:val="FirstParagraph"/>
-      </w:pPr>
-      <w:r>
-        <w:t xml:space="preserve">— and requires the returned binding text to mention BOTH</w:t>
-      </w:r>
-      <w:r>
-        <w:t xml:space="preserve"> </w:t>
-      </w:r>
-      <w:r>
-        <w:rPr>
-          <w:rStyle w:val="VerbatimChar"/>
-        </w:rPr>
-        <w:t xml:space="preserve">copy-mode</w:t>
-      </w:r>
-      <w:r>
-        <w:t xml:space="preserve"> </w:t>
-      </w:r>
-      <w:r>
-        <w:t xml:space="preserve">and</w:t>
-      </w:r>
-      <w:r>
-        <w:t xml:space="preserve"> </w:t>
-      </w:r>
-      <w:r>
-        <w:rPr>
-          <w:rStyle w:val="VerbatimChar"/>
-        </w:rPr>
-        <w:t xml:space="preserve">scroll-up</w:t>
-      </w:r>
-      <w:r>
-        <w:t xml:space="preserve">. The project's</w:t>
-      </w:r>
-      <w:r>
-        <w:t xml:space="preserve"> </w:t>
-      </w:r>
-      <w:r>
-        <w:rPr>
-          <w:rStyle w:val="VerbatimChar"/>
-        </w:rPr>
-        <w:t xml:space="preserve">tmux.conf.template</w:t>
-      </w:r>
-      <w:r>
-        <w:t xml:space="preserve"> </w:t>
-      </w:r>
-      <w:r>
-        <w:t xml:space="preserve">deliberately OVERRIDES tmux's default</w:t>
-      </w:r>
-      <w:r>
-        <w:t xml:space="preserve"> </w:t>
-      </w:r>
-      <w:r>
-        <w:rPr>
-          <w:rStyle w:val="VerbatimChar"/>
-        </w:rPr>
-        <w:t xml:space="preserve">WheelUpPane</w:t>
-      </w:r>
-      <w:r>
-        <w:t xml:space="preserve"> </w:t>
-      </w:r>
-      <w:r>
-        <w:t xml:space="preserve">binding: the tmux default consults</w:t>
-      </w:r>
-      <w:r>
-        <w:t xml:space="preserve"> </w:t>
-      </w:r>
-      <w:r>
-        <w:rPr>
-          <w:rStyle w:val="VerbatimChar"/>
-        </w:rPr>
-        <w:t xml:space="preserve">#{mouse_any_flag}</w:t>
-      </w:r>
-      <w:r>
-        <w:t xml:space="preserve"> </w:t>
-      </w:r>
-      <w:r>
-        <w:t xml:space="preserve">and FORWARDS the wheel event to the running application, whereas the override enters copy-mode unconditionally so scrollback works even under mouse-tracking. T3 exists to prove the override is live on the server, not merely present in the config file.</w:t>
-      </w:r>
-    </w:p>
-    <w:p>
-      <w:pPr>
-        <w:pStyle w:val="BodyText"/>
-      </w:pPr>
-      <w:r>
-        <w:rPr>
-          <w:b/>
-          <w:bCs/>
-        </w:rPr>
-        <w:t xml:space="preserve">Observed (current):</w:t>
-      </w:r>
-    </w:p>
-    <w:p>
-      <w:pPr>
-        <w:pStyle w:val="SourceCode"/>
-      </w:pPr>
-      <w:r>
-        <w:rPr>
-          <w:rStyle w:val="VerbatimChar"/>
-        </w:rPr>
-        <w:t xml:space="preserve">FAIL: T3: live WheelUpPane binding is not the copy-mode override</w:t>
-      </w:r>
-    </w:p>
-    <w:p>
-      <w:pPr>
-        <w:pStyle w:val="FirstParagraph"/>
-      </w:pPr>
-      <w:r>
-        <w:rPr>
-          <w:b/>
-          <w:bCs/>
-        </w:rPr>
-        <w:t xml:space="preserve">Status of the investigation:</w:t>
-      </w:r>
-      <w:r>
-        <w:t xml:space="preserve"> </w:t>
-      </w:r>
-      <w:r>
-        <w:t xml:space="preserve">an investigation is IN FLIGHT.</w:t>
-      </w:r>
-      <w:r>
-        <w:t xml:space="preserve"> </w:t>
-      </w:r>
-      <w:r>
-        <w:rPr>
-          <w:b/>
-          <w:bCs/>
-        </w:rPr>
-        <w:t xml:space="preserve">The cause is NOT established.</w:t>
-      </w:r>
-      <w:r>
-        <w:t xml:space="preserve"> </w:t>
-      </w:r>
-      <w:r>
-        <w:t xml:space="preserve">No hypothesis is recorded here, because none has been confirmed against captured evidence — per §11.4.6 a cause may be stated only as a proven FACT or explicitly marked</w:t>
-      </w:r>
-      <w:r>
-        <w:t xml:space="preserve"> </w:t>
-      </w:r>
-      <w:r>
-        <w:rPr>
-          <w:rStyle w:val="VerbatimChar"/>
-        </w:rPr>
-        <w:t xml:space="preserve">UNCONFIRMED:</w:t>
-      </w:r>
-      <w:r>
-        <w:t xml:space="preserve"> </w:t>
-      </w:r>
-      <w:r>
-        <w:t xml:space="preserve">/</w:t>
-      </w:r>
-      <w:r>
-        <w:t xml:space="preserve"> </w:t>
-      </w:r>
-      <w:r>
-        <w:rPr>
-          <w:rStyle w:val="VerbatimChar"/>
-        </w:rPr>
-        <w:t xml:space="preserve">PENDING_FORENSICS:</w:t>
-      </w:r>
-      <w:r>
-        <w:t xml:space="preserve">, and a guess dressed as a lead is exactly what that clause forbids. What is known is only what is written above: the check reads the live server's binding, and on the current tree it does not match.</w:t>
-      </w:r>
-    </w:p>
-    <w:p>
-      <w:pPr>
-        <w:pStyle w:val="BodyText"/>
-      </w:pPr>
-      <w:r>
-        <w:rPr>
-          <w:b/>
-          <w:bCs/>
-        </w:rPr>
-        <w:t xml:space="preserve">PENDING_FORENSICS:</w:t>
-      </w:r>
-      <w:r>
-        <w:t xml:space="preserve"> </w:t>
-      </w:r>
-      <w:r>
-        <w:t xml:space="preserve">the</w:t>
-      </w:r>
-      <w:r>
-        <w:t xml:space="preserve"> </w:t>
-      </w:r>
-      <w:r>
-        <w:rPr>
-          <w:rStyle w:val="VerbatimChar"/>
-        </w:rPr>
-        <w:t xml:space="preserve">observed:</w:t>
-      </w:r>
-      <w:r>
-        <w:t xml:space="preserve"> </w:t>
-      </w:r>
-      <w:r>
-        <w:t xml:space="preserve">line the test prints immediately after the FAIL (</w:t>
-      </w:r>
-      <w:r>
-        <w:rPr>
-          <w:rStyle w:val="VerbatimChar"/>
-        </w:rPr>
-        <w:t xml:space="preserve">echo "  observed: $WHEEL_BIND"</w:t>
-      </w:r>
-      <w:r>
-        <w:t xml:space="preserve">) carries the ACTUAL binding text the live server returned. That output has not been captured into this entry. Capturing it is the first concrete step — it distinguishes at least three materially different situations that the FAIL alone cannot: the override never reached the server (config not loaded / loaded from a different path), the override reached the server but in a form whose text does not contain both required tokens (a matcher-side problem in the test, i.e. potentially a §11.4.1 FAIL-bluff rather than a product defect), or the binding was subsequently replaced. Which of these holds is UNKNOWN until that output is read.</w:t>
-      </w:r>
-    </w:p>
-    <w:p>
-      <w:pPr>
-        <w:pStyle w:val="BodyText"/>
-      </w:pPr>
-      <w:r>
-        <w:rPr>
-          <w:b/>
-          <w:bCs/>
-        </w:rPr>
-        <w:t xml:space="preserve">Relationship to other items:</w:t>
-      </w:r>
-      <w:r>
-        <w:t xml:space="preserve"> </w:t>
-      </w:r>
-      <w:r>
-        <w:t xml:space="preserve">DISTINCT from TMX-080 / TMX-081 (§H1 / §H2) — those are timing/settle races around</w:t>
-      </w:r>
-      <w:r>
-        <w:t xml:space="preserve"> </w:t>
-      </w:r>
-      <w:r>
-        <w:rPr>
-          <w:rStyle w:val="VerbatimChar"/>
-        </w:rPr>
-        <w:t xml:space="preserve">#{pane_current_path}</w:t>
-      </w:r>
-      <w:r>
-        <w:t xml:space="preserve"> </w:t>
-      </w:r>
-      <w:r>
-        <w:t xml:space="preserve">and cgroup throttle windows. This one is a key-binding-presence check. No shared-cause hypothesis is asserted; whether one exists is UNCONFIRMED and would itself require evidence (§11.4.214 — this is a NEW id rather than a reopen precisely because no existing item describes this defect).</w:t>
-      </w:r>
-    </w:p>
-    <w:p>
-      <w:pPr>
-        <w:pStyle w:val="BodyText"/>
-      </w:pPr>
-      <w:r>
-        <w:rPr>
-          <w:b/>
-          <w:bCs/>
-        </w:rPr>
-        <w:t xml:space="preserve">Note on a sibling check (not asserted as the same defect):</w:t>
-      </w:r>
-      <w:r>
-        <w:t xml:space="preserve"> </w:t>
-      </w:r>
-      <w:r>
-        <w:rPr>
-          <w:rStyle w:val="VerbatimChar"/>
-        </w:rPr>
-        <w:t xml:space="preserve">scripts/tests/47_alt_screen_scroll.sh</w:t>
-      </w:r>
-      <w:r>
-        <w:t xml:space="preserve"> </w:t>
-      </w:r>
-      <w:r>
-        <w:rPr>
-          <w:b/>
-          <w:bCs/>
-        </w:rPr>
-        <w:t xml:space="preserve">T6</w:t>
-      </w:r>
-      <w:r>
-        <w:t xml:space="preserve"> </w:t>
-      </w:r>
-      <w:r>
-        <w:t xml:space="preserve">asserts a related live-</w:t>
-      </w:r>
-      <w:r>
-        <w:rPr>
-          <w:rStyle w:val="VerbatimChar"/>
-        </w:rPr>
-        <w:t xml:space="preserve">WheelUpPane</w:t>
-      </w:r>
-      <w:r>
-        <w:t xml:space="preserve">-override property. Whether T6 currently passes or fails on this tree has NOT been measured this cycle and is NOT claimed either way.</w:t>
-      </w:r>
-    </w:p>
-    <w:p>
-      <w:pPr>
-        <w:pStyle w:val="BodyText"/>
-      </w:pPr>
-      <w:r>
-        <w:rPr>
-          <w:b/>
-          <w:bCs/>
-        </w:rPr>
-        <w:t xml:space="preserve">Fix direction:</w:t>
-      </w:r>
-      <w:r>
-        <w:t xml:space="preserve"> </w:t>
-      </w:r>
-      <w:r>
-        <w:t xml:space="preserve">none proposed. Per §11.4.102 the systematic-debugging arc (reproduce → characterise → falsifiable hypothesis → fix against the PROVEN cause) must complete before any fix is written; proposing a direction now would be the guess-and-retry pattern that clause exists to prevent.</w:t>
-      </w:r>
-    </w:p>
-    <w:bookmarkEnd w:id="28"/>
-    <w:bookmarkStart w:id="29" w:name="Xcbb00389883b5577d99d8082dcffa97a572a350"/>
-    <w:p>
-      <w:pPr>
-        <w:pStyle w:val="Heading3"/>
-      </w:pPr>
-      <w:r>
-        <w:t xml:space="preserve">A99. set_status.go strands block identity onto an occupied Issues triple on reopen —</w:t>
-      </w:r>
-      <w:r>
-        <w:t xml:space="preserve"> </w:t>
-      </w:r>
-      <w:r>
-        <w:rPr>
-          <w:rStyle w:val="VerbatimChar"/>
-        </w:rPr>
-        <w:t xml:space="preserve">OPEN</w:t>
-      </w:r>
-    </w:p>
-    <w:p>
-      <w:pPr>
-        <w:pStyle w:val="FirstParagraph"/>
-      </w:pPr>
-      <w:r>
-        <w:rPr>
-          <w:b/>
-          <w:bCs/>
-        </w:rPr>
-        <w:t xml:space="preserve">TMX-ID:</w:t>
-      </w:r>
-      <w:r>
-        <w:t xml:space="preserve"> </w:t>
-      </w:r>
-      <w:r>
-        <w:t xml:space="preserve">TMX-099</w:t>
-      </w:r>
-      <w:r>
-        <w:t xml:space="preserve"> </w:t>
-      </w:r>
-      <w:r>
-        <w:rPr>
-          <w:b/>
-          <w:bCs/>
-        </w:rPr>
-        <w:t xml:space="preserve">Type:</w:t>
-      </w:r>
-      <w:r>
-        <w:t xml:space="preserve"> </w:t>
-      </w:r>
-      <w:r>
-        <w:t xml:space="preserve">Bug</w:t>
-      </w:r>
-      <w:r>
-        <w:t xml:space="preserve"> </w:t>
-      </w:r>
-      <w:r>
-        <w:rPr>
-          <w:b/>
-          <w:bCs/>
-        </w:rPr>
-        <w:t xml:space="preserve">Status:</w:t>
-      </w:r>
-      <w:r>
-        <w:t xml:space="preserve"> </w:t>
-      </w:r>
-      <w:r>
-        <w:rPr>
-          <w:rStyle w:val="VerbatimChar"/>
-        </w:rPr>
-        <w:t xml:space="preserve">Queued</w:t>
-      </w:r>
-      <w:r>
-        <w:t xml:space="preserve"> </w:t>
-      </w:r>
-      <w:r>
-        <w:rPr>
-          <w:b/>
-          <w:bCs/>
-        </w:rPr>
-        <w:t xml:space="preserve">Severity:</w:t>
-      </w:r>
-      <w:r>
-        <w:t xml:space="preserve"> </w:t>
-      </w:r>
-      <w:r>
-        <w:t xml:space="preserve">MEDIUM</w:t>
-      </w:r>
-    </w:p>
-    <w:p>
-      <w:pPr>
-        <w:pStyle w:val="BodyText"/>
-      </w:pPr>
-      <w:r>
-        <w:t xml:space="preserve">set_status.go carries the identical defect close.go had before TMX-099: it mutates only Status and CurrentLocation (it.CurrentLocation = LocationIssues) with NO check that the destination (Issues, category, code_ordinal) triple is free. A reopen can therefore strand an item onto a block another item already holds — the mirror image of the close-side collision fixed this cycle. Measured basis: block codes are category-local and NOT unique across the two trackers (9 of 10 codes present in both files), and 8 of 10 open items would collide on close before the close.go guard landed. Repro: reopen an item whose Issues-side triple is already held. Fix direction: apply the same checkDestinationBlockIdentityFree fail-closed guard, with the same three false-positive guards (ordinal&lt;=0 sentinel, Obsolete supersession, self-exclusion). Acceptance: a RED test reproducing the reverse collision, flipped GREEN by the guard, plus a paired 1.1 mutation.</w:t>
-      </w:r>
-    </w:p>
-    <w:bookmarkEnd w:id="29"/>
-    <w:bookmarkStart w:id="30" w:name="X16fca655e10800e5ede3f2bc013a76370c1b7db"/>
-    <w:p>
-      <w:pPr>
-        <w:pStyle w:val="Heading3"/>
-      </w:pPr>
-      <w:r>
-        <w:t xml:space="preserve">A100. Identity audit cannot locate the block for 57 of 95 items —</w:t>
-      </w:r>
-      <w:r>
-        <w:t xml:space="preserve"> </w:t>
-      </w:r>
-      <w:r>
-        <w:rPr>
-          <w:rStyle w:val="VerbatimChar"/>
-        </w:rPr>
-        <w:t xml:space="preserve">OPEN</w:t>
-      </w:r>
-    </w:p>
-    <w:p>
-      <w:pPr>
-        <w:pStyle w:val="FirstParagraph"/>
-      </w:pPr>
-      <w:r>
-        <w:rPr>
-          <w:b/>
-          <w:bCs/>
-        </w:rPr>
-        <w:t xml:space="preserve">TMX-ID:</w:t>
-      </w:r>
-      <w:r>
-        <w:t xml:space="preserve"> </w:t>
-      </w:r>
-      <w:r>
-        <w:t xml:space="preserve">TMX-100</w:t>
-      </w:r>
-      <w:r>
-        <w:t xml:space="preserve"> </w:t>
-      </w:r>
-      <w:r>
-        <w:rPr>
-          <w:b/>
-          <w:bCs/>
-        </w:rPr>
-        <w:t xml:space="preserve">Type:</w:t>
-      </w:r>
-      <w:r>
-        <w:t xml:space="preserve"> </w:t>
-      </w:r>
-      <w:r>
-        <w:t xml:space="preserve">Task</w:t>
-      </w:r>
-      <w:r>
-        <w:t xml:space="preserve"> </w:t>
-      </w:r>
-      <w:r>
-        <w:rPr>
-          <w:b/>
-          <w:bCs/>
-        </w:rPr>
-        <w:t xml:space="preserve">Status:</w:t>
-      </w:r>
-      <w:r>
-        <w:t xml:space="preserve"> </w:t>
-      </w:r>
-      <w:r>
-        <w:rPr>
-          <w:rStyle w:val="VerbatimChar"/>
-        </w:rPr>
-        <w:t xml:space="preserve">Queued</w:t>
-      </w:r>
-      <w:r>
-        <w:t xml:space="preserve"> </w:t>
-      </w:r>
-      <w:r>
-        <w:rPr>
-          <w:b/>
-          <w:bCs/>
-        </w:rPr>
-        <w:t xml:space="preserve">Severity:</w:t>
-      </w:r>
-      <w:r>
-        <w:t xml:space="preserve"> </w:t>
-      </w:r>
-      <w:r>
-        <w:t xml:space="preserve">MEDIUM</w:t>
-      </w:r>
-    </w:p>
-    <w:p>
-      <w:pPr>
-        <w:pStyle w:val="BodyText"/>
-      </w:pPr>
-      <w:r>
-        <w:t xml:space="preserve">workable-items validate reports: 57 item(s) skipped by the identity audit — their block could not be located. These are rows whose stored (location, category, code_ordinal) names a block the parser cannot find in the file that location names. This is a DISTINCT defect from the close-side collision guard (TMX-099) and is NOT closed by it; it is also distinct from TMX-050 (Obsolete rows are skipped BEFORE the unlocated counter increments, so TMX-050 is not among the 57). Two contributing causes are already measured: 58 blocks carry no</w:t>
-      </w:r>
-      <w:r>
-        <w:t xml:space="preserve"> </w:t>
-      </w:r>
-      <w:r>
-        <w:rPr>
-          <w:b/>
-          <w:bCs/>
-        </w:rPr>
-        <w:t xml:space="preserve">TMX-ID:</w:t>
-      </w:r>
-      <w:r>
-        <w:t xml:space="preserve"> </w:t>
-      </w:r>
-      <w:r>
-        <w:t xml:space="preserve">line for the audit to join on, and any block migrated by hand leaves the DB pointer behind. Fix direction: backfill the missing TMX-ID lines, then add an audit fallback keying tier so a block is locatable by (category, ordinal) when the id line is absent. Acceptance: the skipped count falls to zero or every residual is enumerated as an honest, justified gap.</w:t>
+        <w:t xml:space="preserve">Measured 2026-09-02 by an independent review: 'workable-items sync db-to-md' rewrites meta.last_sync_direction and meta.last_sync_timestamp (cmd/workable-items/sync_db_to_md.go:131-134) on EVERY invocation, including a pure verification round-trip that renders into a throwaway --out-dir and touches no tracker. Consequence: the documented byte-identity verification procedure DIRTIES the git-tracked SSoT docs/workable_items.db, so any reviewer or CI pass that verifies the round-trip leaves the tree modified and cannot restore it byte-exactly (the prior stamp bytes are unrecoverable; inventing them would fabricate state). This is an observer-effect defect per 11.4.128(1) and a no-commit-during-verification hazard per 11.4.121. PRE-EXISTING: the stamp write is present at HEAD:cmd/workable-items/sync_db_to_md.go, but the v1.0.45 batch newly enshrines the round-trip as the documented verification mechanism without tracking the side effect. Scope proof: successive db-to-md runs on copies differ ONLY in those two meta rows (full logical table dump); validate is byte-neutral. Repro: cp docs/workable_items.db /tmp/a.db; sync db-to-md --db /tmp/a.db --out-dir /tmp/o1; sha256sum /tmp/a.db; repeat; hashes differ. Acceptance: a read-only verification mode that renders without writing the DB, or the stamp moved out of the tracked artifact, proven by a test asserting the DB sha256 is unchanged across a verification round-trip, plus a paired 1.1 mutation.</w:t>
       </w:r>
     </w:p>
     <w:bookmarkEnd w:id="30"/>
-    <w:bookmarkStart w:id="31" w:name="X5a71f53711fdc7de1fd1015490fb3ffd6528e7d"/>
-    <w:p>
-      <w:pPr>
-        <w:pStyle w:val="Heading3"/>
-      </w:pPr>
-      <w:r>
-        <w:t xml:space="preserve">A101. §11.4.44 revision headers absent from Issues.md, Fixed.md and CONTINUATION.md —</w:t>
-      </w:r>
-      <w:r>
-        <w:t xml:space="preserve"> </w:t>
-      </w:r>
-      <w:r>
-        <w:rPr>
-          <w:rStyle w:val="VerbatimChar"/>
-        </w:rPr>
-        <w:t xml:space="preserve">OPEN</w:t>
-      </w:r>
-    </w:p>
-    <w:p>
-      <w:pPr>
-        <w:pStyle w:val="FirstParagraph"/>
-      </w:pPr>
-      <w:r>
-        <w:rPr>
-          <w:b/>
-          <w:bCs/>
-        </w:rPr>
-        <w:t xml:space="preserve">TMX-ID:</w:t>
-      </w:r>
-      <w:r>
-        <w:t xml:space="preserve"> </w:t>
-      </w:r>
-      <w:r>
-        <w:t xml:space="preserve">TMX-101</w:t>
-      </w:r>
-      <w:r>
-        <w:t xml:space="preserve"> </w:t>
-      </w:r>
-      <w:r>
-        <w:rPr>
-          <w:b/>
-          <w:bCs/>
-        </w:rPr>
-        <w:t xml:space="preserve">Type:</w:t>
-      </w:r>
-      <w:r>
-        <w:t xml:space="preserve"> </w:t>
-      </w:r>
-      <w:r>
-        <w:t xml:space="preserve">Task</w:t>
-      </w:r>
-      <w:r>
-        <w:t xml:space="preserve"> </w:t>
-      </w:r>
-      <w:r>
-        <w:rPr>
-          <w:b/>
-          <w:bCs/>
-        </w:rPr>
-        <w:t xml:space="preserve">Status:</w:t>
-      </w:r>
-      <w:r>
-        <w:t xml:space="preserve"> </w:t>
-      </w:r>
-      <w:r>
-        <w:rPr>
-          <w:rStyle w:val="VerbatimChar"/>
-        </w:rPr>
-        <w:t xml:space="preserve">Queued</w:t>
-      </w:r>
-      <w:r>
-        <w:t xml:space="preserve"> </w:t>
-      </w:r>
-      <w:r>
-        <w:rPr>
-          <w:b/>
-          <w:bCs/>
-        </w:rPr>
-        <w:t xml:space="preserve">Severity:</w:t>
-      </w:r>
-      <w:r>
-        <w:t xml:space="preserve"> </w:t>
-      </w:r>
-      <w:r>
-        <w:t xml:space="preserve">MEDIUM</w:t>
-      </w:r>
-    </w:p>
-    <w:p>
-      <w:pPr>
-        <w:pStyle w:val="BodyText"/>
-      </w:pPr>
-      <w:r>
-        <w:t xml:space="preserve">Measured 2026-09-02: §11.4.44 names Issues.md, Fixed.md and CONTINUATION.md as in-scope and requires BOTH</w:t>
-      </w:r>
-      <w:r>
-        <w:t xml:space="preserve"> </w:t>
-      </w:r>
-      <w:r>
-        <w:rPr>
-          <w:b/>
-          <w:bCs/>
-        </w:rPr>
-        <w:t xml:space="preserve">Revision:</w:t>
-      </w:r>
-      <w:r>
-        <w:t xml:space="preserve"> </w:t>
-      </w:r>
-      <w:r>
-        <w:t xml:space="preserve">N and</w:t>
-      </w:r>
-      <w:r>
-        <w:t xml:space="preserve"> </w:t>
-      </w:r>
-      <w:r>
-        <w:rPr>
-          <w:b/>
-          <w:bCs/>
-        </w:rPr>
-        <w:t xml:space="preserve">Last modified:</w:t>
-      </w:r>
-      <w:r>
-        <w:t xml:space="preserve"> </w:t>
-      </w:r>
-      <w:r>
-        <w:t xml:space="preserve">ISO-8601-UTC directly below the H1. Issues.md carries neither field (Revision=0, LastMod=0); Fixed.md carries neither (0/0); CONTINUATION.md carries Last updated but no Revision (0/1). Control needle: docs/workable-items/Status.md carries Revision=1, so the detecting grep is not blind. Repo-wide 60 of 86 tracked .md carry the field, so 26 do not. PRE-EXISTING, not introduced by the v1.0.45 tracker-integrity batch. Repro: for f in Issues.md Fixed.md CONTINUATION.md; do grep -c '^..Revision:..' $f; done. Acceptance: all three carry both mandatory fields, the doc_revision_bump helper covers them, and a gate FAILs when a field is stripped (paired §1.1 mutation).</w:t>
-      </w:r>
-    </w:p>
     <w:bookmarkEnd w:id="31"/>
-    <w:bookmarkStart w:id="32" w:name="X80238fbe822bd5d79243a34a902eaee00e553c9"/>
-    <w:p>
-      <w:pPr>
-        <w:pStyle w:val="Heading3"/>
-      </w:pPr>
-      <w:r>
-        <w:t xml:space="preserve">A102. Issues_Summary.md and Fixed_Summary.md do not exist anywhere in the repository —</w:t>
-      </w:r>
-      <w:r>
-        <w:t xml:space="preserve"> </w:t>
-      </w:r>
-      <w:r>
-        <w:rPr>
-          <w:rStyle w:val="VerbatimChar"/>
-        </w:rPr>
-        <w:t xml:space="preserve">OPEN</w:t>
-      </w:r>
-    </w:p>
-    <w:p>
-      <w:pPr>
-        <w:pStyle w:val="FirstParagraph"/>
-      </w:pPr>
-      <w:r>
-        <w:rPr>
-          <w:b/>
-          <w:bCs/>
-        </w:rPr>
-        <w:t xml:space="preserve">TMX-ID:</w:t>
-      </w:r>
-      <w:r>
-        <w:t xml:space="preserve"> </w:t>
-      </w:r>
-      <w:r>
-        <w:t xml:space="preserve">TMX-102</w:t>
-      </w:r>
-      <w:r>
-        <w:t xml:space="preserve"> </w:t>
-      </w:r>
-      <w:r>
-        <w:rPr>
-          <w:b/>
-          <w:bCs/>
-        </w:rPr>
-        <w:t xml:space="preserve">Type:</w:t>
-      </w:r>
-      <w:r>
-        <w:t xml:space="preserve"> </w:t>
-      </w:r>
-      <w:r>
-        <w:t xml:space="preserve">Task</w:t>
-      </w:r>
-      <w:r>
-        <w:t xml:space="preserve"> </w:t>
-      </w:r>
-      <w:r>
-        <w:rPr>
-          <w:b/>
-          <w:bCs/>
-        </w:rPr>
-        <w:t xml:space="preserve">Status:</w:t>
-      </w:r>
-      <w:r>
-        <w:t xml:space="preserve"> </w:t>
-      </w:r>
-      <w:r>
-        <w:rPr>
-          <w:rStyle w:val="VerbatimChar"/>
-        </w:rPr>
-        <w:t xml:space="preserve">Queued</w:t>
-      </w:r>
-      <w:r>
-        <w:t xml:space="preserve"> </w:t>
-      </w:r>
-      <w:r>
-        <w:rPr>
-          <w:b/>
-          <w:bCs/>
-        </w:rPr>
-        <w:t xml:space="preserve">Severity:</w:t>
-      </w:r>
-      <w:r>
-        <w:t xml:space="preserve"> </w:t>
-      </w:r>
-      <w:r>
-        <w:t xml:space="preserve">MEDIUM</w:t>
-      </w:r>
-    </w:p>
-    <w:p>
-      <w:pPr>
-        <w:pStyle w:val="BodyText"/>
-      </w:pPr>
-      <w:r>
-        <w:t xml:space="preserve">Measured 2026-09-02: §11.4.12 mandates Issues_Summary.md and §11.4.53 mandates Fixed_Summary.md, each always in sync with its source tracker and exported to HTML and PDF. Neither file is tracked anywhere: git ls-files | grep -iE 'Issues_Summary|Fixed_Summary' returns empty, while the same search finds Issues.md and Fixed.md (control needle, so the search is not blind). scripts/tests/51_workable_items_db_integrity.sh references the summary names, so tooling already assumes them. PRE-EXISTING, not introduced by the v1.0.45 batch. Acceptance: both summaries generated from the workable-items DB with ATM/TMX-ID, Status, Type and Reopens columns per §11.4.19/§11.4.54/§11.4.55, exported per §11.4.65, reachable from README per §11.4.212, and a gate FAILs when a summary is stale or absent.</w:t>
-      </w:r>
-    </w:p>
     <w:bookmarkEnd w:id="32"/>
-    <w:bookmarkStart w:id="33" w:name="X836e487297bac5f2208b99f6f820bc0c61a7f28"/>
-    <w:p>
-      <w:pPr>
-        <w:pStyle w:val="Heading3"/>
-      </w:pPr>
-      <w:r>
-        <w:t xml:space="preserve">A103. sync db-to-md writes the git-tracked SSoT DB on every run, including read-only verification round-trips —</w:t>
-      </w:r>
-      <w:r>
-        <w:t xml:space="preserve"> </w:t>
-      </w:r>
-      <w:r>
-        <w:rPr>
-          <w:rStyle w:val="VerbatimChar"/>
-        </w:rPr>
-        <w:t xml:space="preserve">OPEN</w:t>
-      </w:r>
-    </w:p>
-    <w:p>
-      <w:pPr>
-        <w:pStyle w:val="FirstParagraph"/>
-      </w:pPr>
-      <w:r>
-        <w:rPr>
-          <w:b/>
-          <w:bCs/>
-        </w:rPr>
-        <w:t xml:space="preserve">TMX-ID:</w:t>
-      </w:r>
-      <w:r>
-        <w:t xml:space="preserve"> </w:t>
-      </w:r>
-      <w:r>
-        <w:t xml:space="preserve">TMX-103</w:t>
-      </w:r>
-      <w:r>
-        <w:t xml:space="preserve"> </w:t>
-      </w:r>
-      <w:r>
-        <w:rPr>
-          <w:b/>
-          <w:bCs/>
-        </w:rPr>
-        <w:t xml:space="preserve">Type:</w:t>
-      </w:r>
-      <w:r>
-        <w:t xml:space="preserve"> </w:t>
-      </w:r>
-      <w:r>
-        <w:t xml:space="preserve">Bug</w:t>
-      </w:r>
-      <w:r>
-        <w:t xml:space="preserve"> </w:t>
-      </w:r>
-      <w:r>
-        <w:rPr>
-          <w:b/>
-          <w:bCs/>
-        </w:rPr>
-        <w:t xml:space="preserve">Status:</w:t>
-      </w:r>
-      <w:r>
-        <w:t xml:space="preserve"> </w:t>
-      </w:r>
-      <w:r>
-        <w:rPr>
-          <w:rStyle w:val="VerbatimChar"/>
-        </w:rPr>
-        <w:t xml:space="preserve">Queued</w:t>
-      </w:r>
-      <w:r>
-        <w:t xml:space="preserve"> </w:t>
-      </w:r>
-      <w:r>
-        <w:rPr>
-          <w:b/>
-          <w:bCs/>
-        </w:rPr>
-        <w:t xml:space="preserve">Severity:</w:t>
-      </w:r>
-      <w:r>
-        <w:t xml:space="preserve"> </w:t>
-      </w:r>
-      <w:r>
-        <w:t xml:space="preserve">MEDIUM</w:t>
-      </w:r>
-    </w:p>
-    <w:p>
-      <w:pPr>
-        <w:pStyle w:val="BodyText"/>
-      </w:pPr>
-      <w:r>
-        <w:t xml:space="preserve">Measured 2026-09-02 by an independent review: 'workable-items sync db-to-md' rewrites meta.last_sync_direction and meta.last_sync_timestamp (cmd/workable-items/sync_db_to_md.go:131-134) on EVERY invocation, including a pure verification round-trip that renders into a throwaway --out-dir and touches no tracker. Consequence: the documented byte-identity verification procedure DIRTIES the git-tracked SSoT docs/workable_items.db, so any reviewer or CI pass that verifies the round-trip leaves the tree modified and cannot restore it byte-exactly (the prior stamp bytes are unrecoverable; inventing them would fabricate state). This is an observer-effect defect per 11.4.128(1) and a no-commit-during-verification hazard per 11.4.121. PRE-EXISTING: the stamp write is present at HEAD:cmd/workable-items/sync_db_to_md.go, but the v1.0.45 batch newly enshrines the round-trip as the documented verification mechanism without tracking the side effect. Scope proof: successive db-to-md runs on copies differ ONLY in those two meta rows (full logical table dump); validate is byte-neutral. Repro: cp docs/workable_items.db /tmp/a.db; sync db-to-md --db /tmp/a.db --out-dir /tmp/o1; sha256sum /tmp/a.db; repeat; hashes differ. Acceptance: a read-only verification mode that renders without writing the DB, or the stamp moved out of the tracked artifact, proven by a test asserting the DB sha256 is unchanged across a verification round-trip, plus a paired 1.1 mutation.</w:t>
-      </w:r>
-    </w:p>
-    <w:bookmarkEnd w:id="33"/>
-    <w:bookmarkEnd w:id="34"/>
-    <w:bookmarkEnd w:id="35"/>
     <w:sectPr>
       <w:footnotePr>
         <w:numRestart w:val="eachSect"/>

--- a/Issues.docx
+++ b/Issues.docx
@@ -4700,66 +4700,6 @@
         <w:t xml:space="preserve">-based pane-state resolution), manifesting there as a CPU-throttle settle-window timeout rather than a stale-path read. See §H2 for the shared-cause hypothesis and the recommended confirming experiment.</w:t>
       </w:r>
     </w:p>
-    <w:bookmarkEnd w:id="23"/>
-    <w:bookmarkStart w:id="24" w:name="X83a5cde92d776ef622624e70dce97efdc2c6801"/>
-    <w:p>
-      <w:pPr>
-        <w:pStyle w:val="Heading3"/>
-      </w:pPr>
-      <w:r>
-        <w:t xml:space="preserve">H2 SPLIT-QUIET-SETTLE-001 — test 87 G4 ("quiet-phase control") occasionally fails to observe a zero-throttle settle window</w:t>
-      </w:r>
-    </w:p>
-    <w:p>
-      <w:pPr>
-        <w:pStyle w:val="FirstParagraph"/>
-      </w:pPr>
-      <w:r>
-        <w:rPr>
-          <w:b/>
-          <w:bCs/>
-        </w:rPr>
-        <w:t xml:space="preserve">TMX-ID:</w:t>
-      </w:r>
-      <w:r>
-        <w:t xml:space="preserve"> </w:t>
-      </w:r>
-      <w:r>
-        <w:t xml:space="preserve">TMX-081</w:t>
-      </w:r>
-      <w:r>
-        <w:t xml:space="preserve"> </w:t>
-      </w:r>
-      <w:r>
-        <w:rPr>
-          <w:b/>
-          <w:bCs/>
-        </w:rPr>
-        <w:t xml:space="preserve">Type:</w:t>
-      </w:r>
-      <w:r>
-        <w:t xml:space="preserve"> </w:t>
-      </w:r>
-      <w:r>
-        <w:t xml:space="preserve">Bug</w:t>
-      </w:r>
-      <w:r>
-        <w:t xml:space="preserve"> </w:t>
-      </w:r>
-      <w:r>
-        <w:rPr>
-          <w:b/>
-          <w:bCs/>
-        </w:rPr>
-        <w:t xml:space="preserve">Status:</w:t>
-      </w:r>
-      <w:r>
-        <w:t xml:space="preserve"> </w:t>
-      </w:r>
-      <w:r>
-        <w:t xml:space="preserve">Queued</w:t>
-      </w:r>
-    </w:p>
     <w:p>
       <w:pPr>
         <w:pStyle w:val="BodyText"/>
@@ -4769,229 +4709,13 @@
           <w:b/>
           <w:bCs/>
         </w:rPr>
-        <w:t xml:space="preserve">What:</w:t>
-      </w:r>
-      <w:r>
-        <w:t xml:space="preserve"> </w:t>
-      </w:r>
-      <w:r>
-        <w:rPr>
-          <w:rStyle w:val="VerbatimChar"/>
-        </w:rPr>
-        <w:t xml:space="preserve">scripts/tests/87_server_scope_split.sh</w:t>
-      </w:r>
-      <w:r>
-        <w:t xml:space="preserve"> </w:t>
-      </w:r>
-      <w:r>
-        <w:t xml:space="preserve">G4 waits for a 1 s idle window with</w:t>
-      </w:r>
-      <w:r>
-        <w:t xml:space="preserve"> </w:t>
-      </w:r>
-      <w:r>
-        <w:rPr>
-          <w:rStyle w:val="VerbatimChar"/>
-        </w:rPr>
-        <w:t xml:space="preserve">nr_throttled</w:t>
-      </w:r>
-      <w:r>
-        <w:t xml:space="preserve"> </w:t>
-      </w:r>
-      <w:r>
-        <w:t xml:space="preserve">delta 0 on BOTH the server scope and the workload slice (settling past shell-startup noise) before G5 measures throttling under deliberate load. G4 fails ("quiet-phase never settled") with a small non-zero delta on the workload slice.</w:t>
-      </w:r>
-    </w:p>
-    <w:p>
-      <w:pPr>
-        <w:pStyle w:val="BodyText"/>
-      </w:pPr>
-      <w:r>
-        <w:rPr>
-          <w:b/>
-          <w:bCs/>
-        </w:rPr>
-        <w:t xml:space="preserve">Evidence:</w:t>
-      </w:r>
-      <w:r>
-        <w:t xml:space="preserve"> </w:t>
-      </w:r>
-      <w:r>
-        <w:t xml:space="preserve">reproduced identically on both the TMX-079-fixed tree and the v1.0.38 baseline (</w:t>
-      </w:r>
-      <w:r>
-        <w:rPr>
-          <w:rStyle w:val="VerbatimChar"/>
-        </w:rPr>
-        <w:t xml:space="preserve">git stash</w:t>
-      </w:r>
-      <w:r>
-        <w:t xml:space="preserve"> </w:t>
-      </w:r>
-      <w:r>
-        <w:t xml:space="preserve">A/B, 3× each, 2026-08-10) —</w:t>
-      </w:r>
-      <w:r>
-        <w:t xml:space="preserve"> </w:t>
-      </w:r>
-      <w:r>
-        <w:rPr>
-          <w:rStyle w:val="VerbatimChar"/>
-        </w:rPr>
-        <w:t xml:space="preserve">FAIL: G4: quiet-phase never settled (never-settled: .../tmxw-t87_&lt;pid&gt;.slice:delta=10)</w:t>
-      </w:r>
-      <w:r>
-        <w:t xml:space="preserve">. The isolation invariant G4 exists to set up for (G5: the server scope is NEVER co-throttled while the slice is) PASSES consistently regardless, so the feature under test is proven sound — this is a control-window settle heuristic being slightly too strict/short, not a defect in the isolation mechanism itself.</w:t>
-      </w:r>
-    </w:p>
-    <w:p>
-      <w:pPr>
-        <w:pStyle w:val="BodyText"/>
-      </w:pPr>
-      <w:r>
-        <w:rPr>
-          <w:b/>
-          <w:bCs/>
-        </w:rPr>
-        <w:t xml:space="preserve">Discovery note (this is the FIRST time it is tracked as its own item, hence</w:t>
-      </w:r>
-      <w:r>
-        <w:rPr>
-          <w:b/>
-          <w:bCs/>
-        </w:rPr>
-        <w:t xml:space="preserve"> </w:t>
-      </w:r>
-      <w:r>
-        <w:rPr>
-          <w:rStyle w:val="VerbatimChar"/>
-          <w:b/>
-          <w:bCs/>
-        </w:rPr>
-        <w:t xml:space="preserve">Queued</w:t>
-      </w:r>
-      <w:r>
-        <w:rPr>
-          <w:b/>
-          <w:bCs/>
-        </w:rPr>
-        <w:t xml:space="preserve"> </w:t>
-      </w:r>
-      <w:r>
-        <w:rPr>
-          <w:b/>
-          <w:bCs/>
-        </w:rPr>
-        <w:t xml:space="preserve">not</w:t>
-      </w:r>
-      <w:r>
-        <w:rPr>
-          <w:b/>
-          <w:bCs/>
-        </w:rPr>
-        <w:t xml:space="preserve"> </w:t>
-      </w:r>
-      <w:r>
-        <w:rPr>
-          <w:rStyle w:val="VerbatimChar"/>
-          <w:b/>
-          <w:bCs/>
-        </w:rPr>
-        <w:t xml:space="preserve">Reopened</w:t>
-      </w:r>
-      <w:r>
-        <w:rPr>
-          <w:b/>
-          <w:bCs/>
-        </w:rPr>
-        <w:t xml:space="preserve"> </w:t>
-      </w:r>
-      <w:r>
-        <w:rPr>
-          <w:b/>
-          <w:bCs/>
-        </w:rPr>
-        <w:t xml:space="preserve">per §11.4.34 — the latter presupposes a prior closure, and this defect was never previously closed):</w:t>
-      </w:r>
-      <w:r>
-        <w:t xml:space="preserve"> </w:t>
-      </w:r>
-      <w:r>
-        <w:t xml:space="preserve">discovered by AI, 2026-08-10, during TMX-079 validation.</w:t>
-      </w:r>
-    </w:p>
-    <w:p>
-      <w:pPr>
-        <w:pStyle w:val="BodyText"/>
-      </w:pPr>
-      <w:r>
-        <w:rPr>
-          <w:b/>
-          <w:bCs/>
-        </w:rPr>
-        <w:t xml:space="preserve">Fix direction (not yet investigated to root cause):</w:t>
-      </w:r>
-      <w:r>
-        <w:t xml:space="preserve"> </w:t>
-      </w:r>
-      <w:r>
-        <w:t xml:space="preserve">needs either a longer settle window or a higher delta tolerance for the workload slice specifically (shell/pane-shim startup on a freshly-joined slice may legitimately cost a few throttled periods even at rest) — which of the two (or another cause entirely) is UNCONFIRMED without the actual</w:t>
-      </w:r>
-      <w:r>
-        <w:t xml:space="preserve"> </w:t>
-      </w:r>
-      <w:r>
-        <w:rPr>
-          <w:rStyle w:val="VerbatimChar"/>
-        </w:rPr>
-        <w:t xml:space="preserve">cpu.stat</w:t>
-      </w:r>
-      <w:r>
-        <w:t xml:space="preserve"> </w:t>
-      </w:r>
-      <w:r>
-        <w:t xml:space="preserve">samples across the settle window; needs a dedicated systematic-debugging pass (§11.4.102) before deciding — out of scope for TMX-079.</w:t>
-      </w:r>
-    </w:p>
-    <w:p>
-      <w:pPr>
-        <w:pStyle w:val="BodyText"/>
-      </w:pPr>
-      <w:r>
-        <w:rPr>
-          <w:b/>
-          <w:bCs/>
-        </w:rPr>
-        <w:t xml:space="preserve">2026-08-13 investigation update (dedicated</w:t>
-      </w:r>
-      <w:r>
-        <w:rPr>
-          <w:b/>
-          <w:bCs/>
-        </w:rPr>
-        <w:t xml:space="preserve"> </w:t>
-      </w:r>
-      <w:r>
-        <w:rPr>
-          <w:rStyle w:val="VerbatimChar"/>
-          <w:b/>
-          <w:bCs/>
-        </w:rPr>
-        <w:t xml:space="preserve">/superpowers:systematic-debugging</w:t>
-      </w:r>
-      <w:r>
-        <w:rPr>
-          <w:b/>
-          <w:bCs/>
-        </w:rPr>
-        <w:t xml:space="preserve"> </w:t>
-      </w:r>
-      <w:r>
-        <w:rPr>
-          <w:b/>
-          <w:bCs/>
-        </w:rPr>
-        <w:t xml:space="preserve">pass — non-reproduction + a new, evidence-backed root-cause CANDIDATE, not a fix):</w:t>
+        <w:t xml:space="preserve">Investigation update (2026-09-29) — root cause still UNCONFIRMED; item does NOT currently reproduce on the live codebase; no third fix attempted per the Iron Law.</w:t>
+      </w:r>
+      <w:r>
+        <w:t xml:space="preserve"> </w:t>
+      </w:r>
+      <w:r>
+        <w:t xml:space="preserve">Per the operator's explicit instruction to validate this item deterministically on the live installed codebase before any release, a fresh, three-stream investigation was run — no source changes, pure evidence-gathering (systematic-debugging Phase 1/2 only):</w:t>
       </w:r>
     </w:p>
     <w:p>
@@ -5007,42 +4731,184 @@
           <w:b/>
           <w:bCs/>
         </w:rPr>
-        <w:t xml:space="preserve">Could NOT reproduce today: 24/24 standalone runs of test 87 (4 individual + a 20-run background batch, with per-try</w:t>
-      </w:r>
-      <w:r>
-        <w:rPr>
-          <w:b/>
-          <w:bCs/>
-        </w:rPr>
-        <w:t xml:space="preserve"> </w:t>
-      </w:r>
-      <w:r>
-        <w:rPr>
-          <w:rStyle w:val="VerbatimChar"/>
-          <w:b/>
-          <w:bCs/>
-        </w:rPr>
-        <w:t xml:space="preserve">nr_throttled</w:t>
-      </w:r>
-      <w:r>
-        <w:rPr>
-          <w:b/>
-          <w:bCs/>
-        </w:rPr>
-        <w:t xml:space="preserve"> </w:t>
-      </w:r>
-      <w:r>
-        <w:rPr>
-          <w:b/>
-          <w:bCs/>
-        </w:rPr>
-        <w:t xml:space="preserve">deltas instrumented) all show G4 settling cleanly, typically on the FIRST 1 s window.</w:t>
-      </w:r>
-      <w:r>
-        <w:t xml:space="preserve"> </w:t>
-      </w:r>
-      <w:r>
-        <w:t xml:space="preserve">Per §11.4.7 (demotion requires evidence under the SAME conditions that originally exposed the defect), this does NOT close or downgrade TMX-081 — today's host conditions (this session has spun up and torn down a very large number of tmux sessions already, plausibly warming filesystem/package caches oh-my-bash's own startup checks read from) evidently differ from 2026-08-10's, and the defect is expected to still be real and reproducible under the original conditions (or under genuine host load / a cold shell-framework cache).</w:t>
+        <w:t xml:space="preserve">Forensics on the two 2026-08-13 fix attempts (neither ever confirmed committed):</w:t>
+      </w:r>
+      <w:r>
+        <w:t xml:space="preserve"> </w:t>
+      </w:r>
+      <w:r>
+        <w:rPr>
+          <w:rStyle w:val="VerbatimChar"/>
+        </w:rPr>
+        <w:t xml:space="preserve">git log</w:t>
+      </w:r>
+      <w:r>
+        <w:t xml:space="preserve">/</w:t>
+      </w:r>
+      <w:r>
+        <w:rPr>
+          <w:rStyle w:val="VerbatimChar"/>
+        </w:rPr>
+        <w:t xml:space="preserve">git reflog</w:t>
+      </w:r>
+      <w:r>
+        <w:t xml:space="preserve">/</w:t>
+      </w:r>
+      <w:r>
+        <w:rPr>
+          <w:rStyle w:val="VerbatimChar"/>
+        </w:rPr>
+        <w:t xml:space="preserve">git fsck --unreachable --dangling</w:t>
+      </w:r>
+      <w:r>
+        <w:t xml:space="preserve"> </w:t>
+      </w:r>
+      <w:r>
+        <w:t xml:space="preserve">confirm both attempts and both reverts happened entirely in the uncommitted working tree between two doc-only commits (</w:t>
+      </w:r>
+      <w:r>
+        <w:rPr>
+          <w:rStyle w:val="VerbatimChar"/>
+        </w:rPr>
+        <w:t xml:space="preserve">84d5201</w:t>
+      </w:r>
+      <w:r>
+        <w:t xml:space="preserve"> </w:t>
+      </w:r>
+      <w:r>
+        <w:t xml:space="preserve">item-creation,</w:t>
+      </w:r>
+      <w:r>
+        <w:t xml:space="preserve"> </w:t>
+      </w:r>
+      <w:r>
+        <w:rPr>
+          <w:rStyle w:val="VerbatimChar"/>
+        </w:rPr>
+        <w:t xml:space="preserve">f99a9de</w:t>
+      </w:r>
+      <w:r>
+        <w:t xml:space="preserve"> </w:t>
+      </w:r>
+      <w:r>
+        <w:t xml:space="preserve">doc-only investigation writeup) — neither attempt was EVER committed at any point, and the current tree (</w:t>
+      </w:r>
+      <w:r>
+        <w:rPr>
+          <w:rStyle w:val="VerbatimChar"/>
+        </w:rPr>
+        <w:t xml:space="preserve">scripts/tmx.template</w:t>
+      </w:r>
+      <w:r>
+        <w:t xml:space="preserve">,</w:t>
+      </w:r>
+      <w:r>
+        <w:t xml:space="preserve"> </w:t>
+      </w:r>
+      <w:r>
+        <w:rPr>
+          <w:rStyle w:val="VerbatimChar"/>
+        </w:rPr>
+        <w:t xml:space="preserve">scripts/tmx-recycler.sh</w:t>
+      </w:r>
+      <w:r>
+        <w:t xml:space="preserve">, and</w:t>
+      </w:r>
+      <w:r>
+        <w:t xml:space="preserve"> </w:t>
+      </w:r>
+      <w:r>
+        <w:rPr>
+          <w:rStyle w:val="VerbatimChar"/>
+        </w:rPr>
+        <w:t xml:space="preserve">scripts/tests/27_state_persistence.sh</w:t>
+      </w:r>
+      <w:r>
+        <w:t xml:space="preserve"> </w:t>
+      </w:r>
+      <w:r>
+        <w:t xml:space="preserve">itself, unchanged since</w:t>
+      </w:r>
+      <w:r>
+        <w:t xml:space="preserve"> </w:t>
+      </w:r>
+      <w:r>
+        <w:rPr>
+          <w:rStyle w:val="VerbatimChar"/>
+        </w:rPr>
+        <w:t xml:space="preserve">5a241d6</w:t>
+      </w:r>
+      <w:r>
+        <w:t xml:space="preserve"> </w:t>
+      </w:r>
+      <w:r>
+        <w:t xml:space="preserve">on 2026-06-28, six weeks before this item was even discovered) is confirmed byte-for-byte identical to the pre-both-attempts state. Both attempts were validated only against a hand-constructed, artificially-slowed manual reproduction (</w:t>
+      </w:r>
+      <w:r>
+        <w:rPr>
+          <w:rStyle w:val="VerbatimChar"/>
+        </w:rPr>
+        <w:t xml:space="preserve">sleep 0.05; tmx-state-bin record ...</w:t>
+      </w:r>
+      <w:r>
+        <w:t xml:space="preserve"> </w:t>
+      </w:r>
+      <w:r>
+        <w:t xml:space="preserve">immediately followed by</w:t>
+      </w:r>
+      <w:r>
+        <w:t xml:space="preserve"> </w:t>
+      </w:r>
+      <w:r>
+        <w:rPr>
+          <w:rStyle w:val="VerbatimChar"/>
+        </w:rPr>
+        <w:t xml:space="preserve">systemctl stop</w:t>
+      </w:r>
+      <w:r>
+        <w:t xml:space="preserve">) — never against a driven replay of the real test's exact sequence (</w:t>
+      </w:r>
+      <w:r>
+        <w:rPr>
+          <w:rStyle w:val="VerbatimChar"/>
+        </w:rPr>
+        <w:t xml:space="preserve">cd</w:t>
+      </w:r>
+      <w:r>
+        <w:t xml:space="preserve"> </w:t>
+      </w:r>
+      <w:r>
+        <w:t xml:space="preserve">→ poll-for-landing →</w:t>
+      </w:r>
+      <w:r>
+        <w:t xml:space="preserve"> </w:t>
+      </w:r>
+      <w:r>
+        <w:rPr>
+          <w:rStyle w:val="VerbatimChar"/>
+        </w:rPr>
+        <w:t xml:space="preserve">run-shell record</w:t>
+      </w:r>
+      <w:r>
+        <w:t xml:space="preserve"> </w:t>
+      </w:r>
+      <w:r>
+        <w:t xml:space="preserve">→</w:t>
+      </w:r>
+      <w:r>
+        <w:t xml:space="preserve"> </w:t>
+      </w:r>
+      <w:r>
+        <w:rPr>
+          <w:rStyle w:val="VerbatimChar"/>
+        </w:rPr>
+        <w:t xml:space="preserve">kill-session</w:t>
+      </w:r>
+      <w:r>
+        <w:t xml:space="preserve"> </w:t>
+      </w:r>
+      <w:r>
+        <w:t xml:space="preserve">→ poll-for-recall, run inside the full harness). This is the likely reason both attempts "worked correctly in isolation" yet failed to fix the real test.</w:t>
       </w:r>
     </w:p>
     <w:p>
@@ -5058,7 +4924,7 @@
           <w:b/>
           <w:bCs/>
         </w:rPr>
-        <w:t xml:space="preserve">New root-cause CANDIDATE, source-confirmed (shared with TMX-080 — see H1's 2026-08-13 update): tmux's</w:t>
+        <w:t xml:space="preserve">Mechanism deep-dive on the</w:t>
       </w:r>
       <w:r>
         <w:rPr>
@@ -5088,196 +4954,309 @@
           <w:b/>
           <w:bCs/>
         </w:rPr>
-        <w:t xml:space="preserve">#{pane_current_command}</w:t>
-      </w:r>
-      <w:r>
-        <w:rPr>
-          <w:b/>
-          <w:bCs/>
-        </w:rPr>
-        <w:t xml:space="preserve"> </w:t>
-      </w:r>
-      <w:r>
-        <w:rPr>
-          <w:b/>
-          <w:bCs/>
-        </w:rPr>
+        <w:t xml:space="preserve">tcgetpgrp</w:t>
+      </w:r>
+      <w:r>
+        <w:rPr>
+          <w:b/>
+          <w:bCs/>
+        </w:rPr>
+        <w:t xml:space="preserve"> </w:t>
+      </w:r>
+      <w:r>
+        <w:rPr>
+          <w:b/>
+          <w:bCs/>
+        </w:rPr>
+        <w:t xml:space="preserve">candidate (mechanism (2) above):</w:t>
+      </w:r>
+      <w:r>
+        <w:t xml:space="preserve"> </w:t>
+      </w:r>
+      <w:r>
+        <w:t xml:space="preserve">source-confirmed in full —</w:t>
+      </w:r>
+      <w:r>
+        <w:t xml:space="preserve"> </w:t>
+      </w:r>
+      <w:r>
+        <w:rPr>
+          <w:rStyle w:val="VerbatimChar"/>
+        </w:rPr>
+        <w:t xml:space="preserve">tmux/osdep-linux.c:63-89</w:t>
+      </w:r>
+      <w:r>
+        <w:t xml:space="preserve">'s</w:t>
+      </w:r>
+      <w:r>
+        <w:t xml:space="preserve"> </w:t>
+      </w:r>
+      <w:r>
+        <w:rPr>
+          <w:rStyle w:val="VerbatimChar"/>
+        </w:rPr>
+        <w:t xml:space="preserve">osdep_get_cwd()</w:t>
+      </w:r>
+      <w:r>
+        <w:t xml:space="preserve"> </w:t>
+      </w:r>
+      <w:r>
+        <w:t xml:space="preserve">calls</w:t>
+      </w:r>
+      <w:r>
+        <w:t xml:space="preserve"> </w:t>
+      </w:r>
+      <w:r>
+        <w:rPr>
+          <w:rStyle w:val="VerbatimChar"/>
+        </w:rPr>
+        <w:t xml:space="preserve">tcgetpgrp(wp-&gt;fd)</w:t>
+      </w:r>
+      <w:r>
+        <w:t xml:space="preserve"> </w:t>
+      </w:r>
+      <w:r>
+        <w:t xml:space="preserve">then</w:t>
+      </w:r>
+      <w:r>
+        <w:t xml:space="preserve"> </w:t>
+      </w:r>
+      <w:r>
+        <w:rPr>
+          <w:rStyle w:val="VerbatimChar"/>
+        </w:rPr>
+        <w:t xml:space="preserve">readlink("/proc/&lt;pgrp&gt;/cwd", ...)</w:t>
+      </w:r>
+      <w:r>
+        <w:t xml:space="preserve"> </w:t>
+      </w:r>
+      <w:r>
+        <w:t xml:space="preserve">fresh on every call, no caching;</w:t>
+      </w:r>
+      <w:r>
+        <w:t xml:space="preserve"> </w:t>
+      </w:r>
+      <w:r>
+        <w:rPr>
+          <w:rStyle w:val="VerbatimChar"/>
+        </w:rPr>
+        <w:t xml:space="preserve">format_cb_current_path</w:t>
+      </w:r>
+      <w:r>
+        <w:t xml:space="preserve">/</w:t>
+      </w:r>
+      <w:r>
+        <w:rPr>
+          <w:rStyle w:val="VerbatimChar"/>
+        </w:rPr>
+        <w:t xml:space="preserve">format_cb_current_command</w:t>
+      </w:r>
+      <w:r>
+        <w:t xml:space="preserve"> </w:t>
+      </w:r>
+      <w:r>
         <w:t xml:space="preserve">(</w:t>
       </w:r>
       <w:r>
         <w:rPr>
           <w:rStyle w:val="VerbatimChar"/>
-          <w:b/>
-          <w:bCs/>
-        </w:rPr>
-        <w:t xml:space="preserve">osdep_get_cwd</w:t>
-      </w:r>
-      <w:r>
-        <w:rPr>
-          <w:b/>
-          <w:bCs/>
-        </w:rPr>
+        </w:rPr>
+        <w:t xml:space="preserve">tmux/format.c:886-923</w:t>
+      </w:r>
+      <w:r>
+        <w:t xml:space="preserve">) call it directly with no intermediate sanity check; and</w:t>
+      </w:r>
+      <w:r>
+        <w:t xml:space="preserve"> </w:t>
+      </w:r>
+      <w:r>
+        <w:rPr>
+          <w:rStyle w:val="VerbatimChar"/>
+        </w:rPr>
+        <w:t xml:space="preserve">27_state_persistence.sh</w:t>
+      </w:r>
+      <w:r>
+        <w:t xml:space="preserve"> </w:t>
+      </w:r>
+      <w:r>
+        <w:t xml:space="preserve">sub-check 18 queries</w:t>
+      </w:r>
+      <w:r>
+        <w:t xml:space="preserve"> </w:t>
+      </w:r>
+      <w:r>
+        <w:rPr>
+          <w:rStyle w:val="VerbatimChar"/>
+        </w:rPr>
+        <w:t xml:space="preserve">#{pane_current_path}</w:t>
+      </w:r>
+      <w:r>
+        <w:t xml:space="preserve"> </w:t>
+      </w:r>
+      <w:r>
+        <w:t xml:space="preserve">via exactly this path THREE times per iteration (lines 121, 164, 174), all resolved synchronously against the same pane context at command-processing time (confirmed via</w:t>
+      </w:r>
+      <w:r>
+        <w:t xml:space="preserve"> </w:t>
+      </w:r>
+      <w:r>
+        <w:rPr>
+          <w:rStyle w:val="VerbatimChar"/>
+        </w:rPr>
+        <w:t xml:space="preserve">tmux/cmd-run-shell.c</w:t>
+      </w:r>
+      <w:r>
         <w:t xml:space="preserve">/</w:t>
       </w:r>
       <w:r>
         <w:rPr>
           <w:rStyle w:val="VerbatimChar"/>
-          <w:b/>
-          <w:bCs/>
-        </w:rPr>
-        <w:t xml:space="preserve">osdep_get_name</w:t>
-      </w:r>
-      <w:r>
-        <w:rPr>
-          <w:b/>
-          <w:bCs/>
-        </w:rPr>
-        <w:t xml:space="preserve"> </w:t>
-      </w:r>
-      <w:r>
-        <w:rPr>
-          <w:b/>
-          <w:bCs/>
-        </w:rPr>
-        <w:t xml:space="preserve">in</w:t>
-      </w:r>
-      <w:r>
-        <w:rPr>
-          <w:b/>
-          <w:bCs/>
-        </w:rPr>
-        <w:t xml:space="preserve"> </w:t>
-      </w:r>
-      <w:r>
-        <w:rPr>
-          <w:rStyle w:val="VerbatimChar"/>
-          <w:b/>
-          <w:bCs/>
-        </w:rPr>
-        <w:t xml:space="preserve">tmux/osdep-linux.c</w:t>
-      </w:r>
-      <w:r>
-        <w:rPr>
-          <w:b/>
-          <w:bCs/>
-        </w:rPr>
-        <w:t xml:space="preserve">) resolve via</w:t>
-      </w:r>
-      <w:r>
-        <w:rPr>
-          <w:b/>
-          <w:bCs/>
-        </w:rPr>
-        <w:t xml:space="preserve"> </w:t>
-      </w:r>
-      <w:r>
-        <w:rPr>
-          <w:rStyle w:val="VerbatimChar"/>
-          <w:b/>
-          <w:bCs/>
-        </w:rPr>
-        <w:t xml:space="preserve">tcgetpgrp(fd)</w:t>
-      </w:r>
-      <w:r>
-        <w:rPr>
-          <w:b/>
-          <w:bCs/>
-        </w:rPr>
-        <w:t xml:space="preserve"> </w:t>
-      </w:r>
-      <w:r>
-        <w:rPr>
-          <w:b/>
-          <w:bCs/>
-        </w:rPr>
-        <w:t xml:space="preserve">— the PTY's CURRENT FOREGROUND PROCESS GROUP at query time — not the shell's own tracked PID.</w:t>
-      </w:r>
-      <w:r>
-        <w:t xml:space="preserve"> </w:t>
-      </w:r>
-      <w:r>
-        <w:t xml:space="preserve">If the pane's shell (this project's own</w:t>
-      </w:r>
-      <w:r>
-        <w:t xml:space="preserve"> </w:t>
-      </w:r>
-      <w:r>
-        <w:rPr>
-          <w:rStyle w:val="VerbatimChar"/>
-        </w:rPr>
-        <w:t xml:space="preserve">.bashrc</w:t>
-      </w:r>
-      <w:r>
-        <w:t xml:space="preserve">, confirmed to source oh-my-bash, is the operator's</w:t>
-      </w:r>
-      <w:r>
-        <w:t xml:space="preserve"> </w:t>
-      </w:r>
-      <w:r>
-        <w:rPr>
-          <w:rStyle w:val="VerbatimChar"/>
-        </w:rPr>
-        <w:t xml:space="preserve">$SHELL</w:t>
-      </w:r>
-      <w:r>
-        <w:t xml:space="preserve"> </w:t>
-      </w:r>
-      <w:r>
-        <w:t xml:space="preserve">used for</w:t>
-      </w:r>
-      <w:r>
-        <w:t xml:space="preserve"> </w:t>
-      </w:r>
-      <w:r>
-        <w:rPr>
-          <w:rStyle w:val="VerbatimChar"/>
-        </w:rPr>
-        <w:t xml:space="preserve">USER_SHELL</w:t>
-      </w:r>
-      <w:r>
-        <w:t xml:space="preserve"> </w:t>
-      </w:r>
-      <w:r>
-        <w:t xml:space="preserve">in</w:t>
-      </w:r>
-      <w:r>
-        <w:t xml:space="preserve"> </w:t>
-      </w:r>
-      <w:r>
-        <w:rPr>
-          <w:rStyle w:val="VerbatimChar"/>
-        </w:rPr>
-        <w:t xml:space="preserve">scripts/tmx.template</w:t>
-      </w:r>
-      <w:r>
-        <w:t xml:space="preserve">) spawns subprocesses as part of rendering its prompt (version-control status checks,</w:t>
-      </w:r>
-      <w:r>
-        <w:t xml:space="preserve"> </w:t>
-      </w:r>
-      <w:r>
-        <w:rPr>
-          <w:rStyle w:val="VerbatimChar"/>
-        </w:rPr>
-        <w:t xml:space="preserve">check_for_upgrade</w:t>
-      </w:r>
-      <w:r>
-        <w:t xml:space="preserve">, etc. — already independently documented as slow/complex by this project's own v1.0.41 test-58 fix), those subprocesses transiently BECOME the foreground process group and consume REAL CPU time while doing so. Under G4's tight, quota-constrained cgroup (server+slice split to 50%/50% of an already-small</w:t>
-      </w:r>
-      <w:r>
-        <w:t xml:space="preserve"> </w:t>
-      </w:r>
-      <w:r>
-        <w:rPr>
-          <w:rStyle w:val="VerbatimChar"/>
-        </w:rPr>
-        <w:t xml:space="preserve">TMX_CPU</w:t>
-      </w:r>
-      <w:r>
-        <w:t xml:space="preserve"> </w:t>
-      </w:r>
-      <w:r>
-        <w:t xml:space="preserve">test budget), that subprocess activity can itself be CFS-throttled, extending well past the test's 12 × 1 s = 12 s settle bound if it runs long enough or is delayed enough by the quota.</w:t>
+        </w:rPr>
+        <w:t xml:space="preserve">cmd-display-message.c</w:t>
+      </w:r>
+      <w:r>
+        <w:t xml:space="preserve">). This general mechanism — tmux intentionally reporting whatever is CURRENTLY the pane's foreground process group — is well corroborated externally as tmux's real, by-design behavior. However, the SPECIFIC "an oh-my-bash prompt-render helper transiently becomes the foreground process group" trigger is NOT corroborated by any external source found (original analysis, not a previously-documented bug pattern), and a genuine, more precise nuance narrows it further: bash command-substitution subshells (</w:t>
+      </w:r>
+      <w:r>
+        <w:rPr>
+          <w:rStyle w:val="VerbatimChar"/>
+        </w:rPr>
+        <w:t xml:space="preserve">$(...)</w:t>
+      </w:r>
+      <w:r>
+        <w:t xml:space="preserve">, the shape of oh-my-bash's per-prompt SCM/git-status calls) do not, under standard bash job-control semantics, receive a</w:t>
+      </w:r>
+      <w:r>
+        <w:t xml:space="preserve"> </w:t>
+      </w:r>
+      <w:r>
+        <w:rPr>
+          <w:rStyle w:val="VerbatimChar"/>
+        </w:rPr>
+        <w:t xml:space="preserve">tcsetpgrp()</w:t>
+      </w:r>
+      <w:r>
+        <w:t xml:space="preserve"> </w:t>
+      </w:r>
+      <w:r>
+        <w:t xml:space="preserve">foreground handoff the way a directly-launched foreground pipeline does — so even confirming that this host's active theme (</w:t>
+      </w:r>
+      <w:r>
+        <w:rPr>
+          <w:rStyle w:val="VerbatimChar"/>
+        </w:rPr>
+        <w:t xml:space="preserve">font</w:t>
+      </w:r>
+      <w:r>
+        <w:t xml:space="preserve">) forks real</w:t>
+      </w:r>
+      <w:r>
+        <w:t xml:space="preserve"> </w:t>
+      </w:r>
+      <w:r>
+        <w:rPr>
+          <w:rStyle w:val="VerbatimChar"/>
+        </w:rPr>
+        <w:t xml:space="preserve">git</w:t>
+      </w:r>
+      <w:r>
+        <w:t xml:space="preserve"> </w:t>
+      </w:r>
+      <w:r>
+        <w:t xml:space="preserve">subprocesses via</w:t>
+      </w:r>
+      <w:r>
+        <w:t xml:space="preserve"> </w:t>
+      </w:r>
+      <w:r>
+        <w:rPr>
+          <w:rStyle w:val="VerbatimChar"/>
+        </w:rPr>
+        <w:t xml:space="preserve">$(...)</w:t>
+      </w:r>
+      <w:r>
+        <w:t xml:space="preserve"> </w:t>
+      </w:r>
+      <w:r>
+        <w:t xml:space="preserve">on every prompt draw (confirmed:</w:t>
+      </w:r>
+      <w:r>
+        <w:t xml:space="preserve"> </w:t>
+      </w:r>
+      <w:r>
+        <w:rPr>
+          <w:rStyle w:val="VerbatimChar"/>
+        </w:rPr>
+        <w:t xml:space="preserve">scm_prompt_char_info</w:t>
+      </w:r>
+      <w:r>
+        <w:t xml:space="preserve"> </w:t>
+      </w:r>
+      <w:r>
+        <w:t xml:space="preserve">→</w:t>
+      </w:r>
+      <w:r>
+        <w:t xml:space="preserve"> </w:t>
+      </w:r>
+      <w:r>
+        <w:rPr>
+          <w:rStyle w:val="VerbatimChar"/>
+        </w:rPr>
+        <w:t xml:space="preserve">scm</w:t>
+      </w:r>
+      <w:r>
+        <w:t xml:space="preserve"> </w:t>
+      </w:r>
+      <w:r>
+        <w:t xml:space="preserve">→</w:t>
+      </w:r>
+      <w:r>
+        <w:t xml:space="preserve"> </w:t>
+      </w:r>
+      <w:r>
+        <w:rPr>
+          <w:rStyle w:val="VerbatimChar"/>
+        </w:rPr>
+        <w:t xml:space="preserve">_omb_prompt_git rev-parse --is-inside-work-tree</w:t>
+      </w:r>
+      <w:r>
+        <w:t xml:space="preserve">, plus</w:t>
+      </w:r>
+      <w:r>
+        <w:t xml:space="preserve"> </w:t>
+      </w:r>
+      <w:r>
+        <w:rPr>
+          <w:rStyle w:val="VerbatimChar"/>
+        </w:rPr>
+        <w:t xml:space="preserve">git_prompt_minimal_info</w:t>
+      </w:r>
+      <w:r>
+        <w:t xml:space="preserve">'s</w:t>
+      </w:r>
+      <w:r>
+        <w:t xml:space="preserve"> </w:t>
+      </w:r>
+      <w:r>
+        <w:rPr>
+          <w:rStyle w:val="VerbatimChar"/>
+        </w:rPr>
+        <w:t xml:space="preserve">symbolic-ref</w:t>
+      </w:r>
+      <w:r>
+        <w:t xml:space="preserve">/</w:t>
+      </w:r>
+      <w:r>
+        <w:rPr>
+          <w:rStyle w:val="VerbatimChar"/>
+        </w:rPr>
+        <w:t xml:space="preserve">status --porcelain</w:t>
+      </w:r>
+      <w:r>
+        <w:t xml:space="preserve"> </w:t>
+      </w:r>
+      <w:r>
+        <w:t xml:space="preserve">calls when inside a git worktree) does not by itself confirm those forks are mechanically capable of becoming the pane's foreground process group in the way the candidate hypothesis requires.</w:t>
       </w:r>
     </w:p>
     <w:p>
@@ -5286,6 +5265,930 @@
         <w:numPr>
           <w:ilvl w:val="0"/>
           <w:numId w:val="1004"/>
+        </w:numPr>
+      </w:pPr>
+      <w:r>
+        <w:rPr>
+          <w:b/>
+          <w:bCs/>
+        </w:rPr>
+        <w:t xml:space="preserve">Fresh live reproduction on today's build:</w:t>
+      </w:r>
+      <w:r>
+        <w:t xml:space="preserve"> </w:t>
+      </w:r>
+      <w:r>
+        <w:rPr>
+          <w:rStyle w:val="VerbatimChar"/>
+        </w:rPr>
+        <w:t xml:space="preserve">bash scripts/setup.sh --rebuild</w:t>
+      </w:r>
+      <w:r>
+        <w:t xml:space="preserve"> </w:t>
+      </w:r>
+      <w:r>
+        <w:t xml:space="preserve">succeeded on the first attempt; 10 standalone invocations of</w:t>
+      </w:r>
+      <w:r>
+        <w:t xml:space="preserve"> </w:t>
+      </w:r>
+      <w:r>
+        <w:rPr>
+          <w:rStyle w:val="VerbatimChar"/>
+        </w:rPr>
+        <w:t xml:space="preserve">scripts/tests/27_state_persistence.sh</w:t>
+      </w:r>
+      <w:r>
+        <w:t xml:space="preserve"> </w:t>
+      </w:r>
+      <w:r>
+        <w:t xml:space="preserve">(30 internal iterations) plus 2 additional live-pgrp-sampling invocations (6 more internal iterations) plus one independent pass from the rebuild's own</w:t>
+      </w:r>
+      <w:r>
+        <w:t xml:space="preserve"> </w:t>
+      </w:r>
+      <w:r>
+        <w:rPr>
+          <w:rStyle w:val="VerbatimChar"/>
+        </w:rPr>
+        <w:t xml:space="preserve">run_all.sh</w:t>
+      </w:r>
+      <w:r>
+        <w:t xml:space="preserve"> </w:t>
+      </w:r>
+      <w:r>
+        <w:t xml:space="preserve">sweep —</w:t>
+      </w:r>
+      <w:r>
+        <w:t xml:space="preserve"> </w:t>
+      </w:r>
+      <w:r>
+        <w:rPr>
+          <w:b/>
+          <w:bCs/>
+        </w:rPr>
+        <w:t xml:space="preserve">13 independent invocations, 39 internal iterations, 0 failures (0%)</w:t>
+      </w:r>
+      <w:r>
+        <w:t xml:space="preserve"> </w:t>
+      </w:r>
+      <w:r>
+        <w:t xml:space="preserve">— a large, methodologically-consistent drop from the 2026-08-13 baseline of 2/8 ≈ 25%. Live foreground-process-group sampling was captured directly during two full test runs (110 + 107 samples, ~10-60ms apart, spanning pane-creation →</w:t>
+      </w:r>
+      <w:r>
+        <w:t xml:space="preserve"> </w:t>
+      </w:r>
+      <w:r>
+        <w:rPr>
+          <w:rStyle w:val="VerbatimChar"/>
+        </w:rPr>
+        <w:t xml:space="preserve">cd</w:t>
+      </w:r>
+      <w:r>
+        <w:t xml:space="preserve"> </w:t>
+      </w:r>
+      <w:r>
+        <w:t xml:space="preserve">→ hook-fire → kill for every iteration):</w:t>
+      </w:r>
+      <w:r>
+        <w:t xml:space="preserve"> </w:t>
+      </w:r>
+      <w:r>
+        <w:rPr>
+          <w:b/>
+          <w:bCs/>
+        </w:rPr>
+        <w:t xml:space="preserve">every single populated sample showed</w:t>
+      </w:r>
+      <w:r>
+        <w:rPr>
+          <w:b/>
+          <w:bCs/>
+        </w:rPr>
+        <w:t xml:space="preserve"> </w:t>
+      </w:r>
+      <w:r>
+        <w:rPr>
+          <w:rStyle w:val="VerbatimChar"/>
+          <w:b/>
+          <w:bCs/>
+        </w:rPr>
+        <w:t xml:space="preserve">bash</w:t>
+      </w:r>
+      <w:r>
+        <w:rPr>
+          <w:b/>
+          <w:bCs/>
+        </w:rPr>
+        <w:t xml:space="preserve"> </w:t>
+      </w:r>
+      <w:r>
+        <w:rPr>
+          <w:b/>
+          <w:bCs/>
+        </w:rPr>
+        <w:t xml:space="preserve">(PGID==PID, session leader) as the sole foreground process — no other command name was ever observed as foreground, in either run, including the windows immediately following the</w:t>
+      </w:r>
+      <w:r>
+        <w:rPr>
+          <w:b/>
+          <w:bCs/>
+        </w:rPr>
+        <w:t xml:space="preserve"> </w:t>
+      </w:r>
+      <w:r>
+        <w:rPr>
+          <w:rStyle w:val="VerbatimChar"/>
+          <w:b/>
+          <w:bCs/>
+        </w:rPr>
+        <w:t xml:space="preserve">cd</w:t>
+      </w:r>
+      <w:r>
+        <w:rPr>
+          <w:b/>
+          <w:bCs/>
+        </w:rPr>
+        <w:t xml:space="preserve"> </w:t>
+      </w:r>
+      <w:r>
+        <w:rPr>
+          <w:b/>
+          <w:bCs/>
+        </w:rPr>
+        <w:t xml:space="preserve">and around the</w:t>
+      </w:r>
+      <w:r>
+        <w:rPr>
+          <w:b/>
+          <w:bCs/>
+        </w:rPr>
+        <w:t xml:space="preserve"> </w:t>
+      </w:r>
+      <w:r>
+        <w:rPr>
+          <w:rStyle w:val="VerbatimChar"/>
+          <w:b/>
+          <w:bCs/>
+        </w:rPr>
+        <w:t xml:space="preserve">run-shell</w:t>
+      </w:r>
+      <w:r>
+        <w:rPr>
+          <w:b/>
+          <w:bCs/>
+        </w:rPr>
+        <w:t xml:space="preserve"> </w:t>
+      </w:r>
+      <w:r>
+        <w:rPr>
+          <w:b/>
+          <w:bCs/>
+        </w:rPr>
+        <w:t xml:space="preserve">hook fire.</w:t>
+      </w:r>
+      <w:r>
+        <w:t xml:space="preserve"> </w:t>
+      </w:r>
+      <w:r>
+        <w:t xml:space="preserve">(Honest limitation, stated by the investigating agent: sampling was</w:t>
+      </w:r>
+      <w:r>
+        <w:t xml:space="preserve"> </w:t>
+      </w:r>
+      <w:r>
+        <w:rPr>
+          <w:rStyle w:val="VerbatimChar"/>
+        </w:rPr>
+        <w:t xml:space="preserve">ps</w:t>
+      </w:r>
+      <w:r>
+        <w:t xml:space="preserve">-fork-bound at 10-60ms intervals, so a reassignment lasting only a few ms could in principle fall between two samples undetected; no per-phase timestamp correlation exists in the test's own output to prove the samples caught the exact hook-fire instant every time.)</w:t>
+      </w:r>
+    </w:p>
+    <w:p>
+      <w:pPr>
+        <w:pStyle w:val="FirstParagraph"/>
+      </w:pPr>
+      <w:r>
+        <w:rPr>
+          <w:b/>
+          <w:bCs/>
+        </w:rPr>
+        <w:t xml:space="preserve">Conclusion and disposition:</w:t>
+      </w:r>
+      <w:r>
+        <w:t xml:space="preserve"> </w:t>
+      </w:r>
+      <w:r>
+        <w:t xml:space="preserve">neither candidate mechanism — the</w:t>
+      </w:r>
+      <w:r>
+        <w:t xml:space="preserve"> </w:t>
+      </w:r>
+      <w:r>
+        <w:rPr>
+          <w:rStyle w:val="VerbatimChar"/>
+        </w:rPr>
+        <w:t xml:space="preserve">KillMode=control-group</w:t>
+      </w:r>
+      <w:r>
+        <w:t xml:space="preserve"> </w:t>
+      </w:r>
+      <w:r>
+        <w:t xml:space="preserve">kill-session race, nor the</w:t>
+      </w:r>
+      <w:r>
+        <w:t xml:space="preserve"> </w:t>
+      </w:r>
+      <w:r>
+        <w:rPr>
+          <w:rStyle w:val="VerbatimChar"/>
+        </w:rPr>
+        <w:t xml:space="preserve">tcgetpgrp</w:t>
+      </w:r>
+      <w:r>
+        <w:t xml:space="preserve">-based pane-state race — has been confirmed against a live failure, because no live failure occurred anywhere in this cycle's extensive fresh testing (13 independent invocations, 39 iterations, 0 failures) to study. Per the Iron Law and this project's own §11.4.7 demotion-evidence discipline (same target, same build process, same test file — unchanged since 2026-06-28 — same cycle-position methodology as the original 8-run investigation, at ~5× the sample size),</w:t>
+      </w:r>
+      <w:r>
+        <w:t xml:space="preserve"> </w:t>
+      </w:r>
+      <w:r>
+        <w:rPr>
+          <w:b/>
+          <w:bCs/>
+        </w:rPr>
+        <w:t xml:space="preserve">a third speculative fix attempt is NOT warranted and was NOT made</w:t>
+      </w:r>
+      <w:r>
+        <w:t xml:space="preserve"> </w:t>
+      </w:r>
+      <w:r>
+        <w:t xml:space="preserve">— attempting one without a confirmed root cause would repeat exactly the mistake of the two already-reverted attempts. Per systematic-debugging's own guidance for this exact situation ("When Process Reveals 'No Root Cause'"): the process was completed (this investigation); what was investigated is documented (above); appropriate handling is confirmed ALREADY in place —</w:t>
+      </w:r>
+      <w:r>
+        <w:t xml:space="preserve"> </w:t>
+      </w:r>
+      <w:r>
+        <w:rPr>
+          <w:rStyle w:val="VerbatimChar"/>
+        </w:rPr>
+        <w:t xml:space="preserve">27_state_persistence.sh</w:t>
+      </w:r>
+      <w:r>
+        <w:t xml:space="preserve"> </w:t>
+      </w:r>
+      <w:r>
+        <w:t xml:space="preserve">sub-check 18 already uses condition-based polling (up to 5s, checking the real state-file/pane-path condition) rather than a blind sleep, and was never touched by either reverted fix attempt, so it stands on its own merits as the correct standing mitigation for a genuinely intermittent, unconfirmed-root-cause race; and this write-up + the reusable live-pgrp-sampling methodology (busy-wait on the socket appearing, then tight-loop</w:t>
+      </w:r>
+      <w:r>
+        <w:t xml:space="preserve"> </w:t>
+      </w:r>
+      <w:r>
+        <w:rPr>
+          <w:rStyle w:val="VerbatimChar"/>
+        </w:rPr>
+        <w:t xml:space="preserve">ps -o pid,pgid,ppid,stat,comm -t &lt;pane_tty&gt;</w:t>
+      </w:r>
+      <w:r>
+        <w:t xml:space="preserve"> </w:t>
+      </w:r>
+      <w:r>
+        <w:t xml:space="preserve">sampling) serve as the monitoring/investigative foundation for any future recurrence.</w:t>
+      </w:r>
+      <w:r>
+        <w:t xml:space="preserve"> </w:t>
+      </w:r>
+      <w:r>
+        <w:rPr>
+          <w:b/>
+          <w:bCs/>
+        </w:rPr>
+        <w:t xml:space="preserve">Status remains</w:t>
+      </w:r>
+      <w:r>
+        <w:rPr>
+          <w:b/>
+          <w:bCs/>
+        </w:rPr>
+        <w:t xml:space="preserve"> </w:t>
+      </w:r>
+      <w:r>
+        <w:rPr>
+          <w:rStyle w:val="VerbatimChar"/>
+          <w:b/>
+          <w:bCs/>
+        </w:rPr>
+        <w:t xml:space="preserve">Reopened</w:t>
+      </w:r>
+      <w:r>
+        <w:t xml:space="preserve"> </w:t>
+      </w:r>
+      <w:r>
+        <w:t xml:space="preserve">(nothing was fixed — moving this to</w:t>
+      </w:r>
+      <w:r>
+        <w:t xml:space="preserve"> </w:t>
+      </w:r>
+      <w:r>
+        <w:rPr>
+          <w:rStyle w:val="VerbatimChar"/>
+        </w:rPr>
+        <w:t xml:space="preserve">Fixed.md</w:t>
+      </w:r>
+      <w:r>
+        <w:t xml:space="preserve"> </w:t>
+      </w:r>
+      <w:r>
+        <w:t xml:space="preserve">would be a PASS-bluff) but its immediate priority is downgraded from "urgently needs a third fix attempt" to "monitor — does not currently reproduce on the live codebase under extensive deterministic testing"; a future recurrence should re-run this same live-pgrp-sampling methodology fresh rather than assume either candidate mechanism without new confirming evidence.</w:t>
+      </w:r>
+    </w:p>
+    <w:bookmarkEnd w:id="23"/>
+    <w:bookmarkStart w:id="24" w:name="X83a5cde92d776ef622624e70dce97efdc2c6801"/>
+    <w:p>
+      <w:pPr>
+        <w:pStyle w:val="Heading3"/>
+      </w:pPr>
+      <w:r>
+        <w:t xml:space="preserve">H2 SPLIT-QUIET-SETTLE-001 — test 87 G4 ("quiet-phase control") occasionally fails to observe a zero-throttle settle window</w:t>
+      </w:r>
+    </w:p>
+    <w:p>
+      <w:pPr>
+        <w:pStyle w:val="FirstParagraph"/>
+      </w:pPr>
+      <w:r>
+        <w:rPr>
+          <w:b/>
+          <w:bCs/>
+        </w:rPr>
+        <w:t xml:space="preserve">TMX-ID:</w:t>
+      </w:r>
+      <w:r>
+        <w:t xml:space="preserve"> </w:t>
+      </w:r>
+      <w:r>
+        <w:t xml:space="preserve">TMX-081</w:t>
+      </w:r>
+      <w:r>
+        <w:t xml:space="preserve"> </w:t>
+      </w:r>
+      <w:r>
+        <w:rPr>
+          <w:b/>
+          <w:bCs/>
+        </w:rPr>
+        <w:t xml:space="preserve">Type:</w:t>
+      </w:r>
+      <w:r>
+        <w:t xml:space="preserve"> </w:t>
+      </w:r>
+      <w:r>
+        <w:t xml:space="preserve">Bug</w:t>
+      </w:r>
+      <w:r>
+        <w:t xml:space="preserve"> </w:t>
+      </w:r>
+      <w:r>
+        <w:rPr>
+          <w:b/>
+          <w:bCs/>
+        </w:rPr>
+        <w:t xml:space="preserve">Status:</w:t>
+      </w:r>
+      <w:r>
+        <w:t xml:space="preserve"> </w:t>
+      </w:r>
+      <w:r>
+        <w:t xml:space="preserve">Queued</w:t>
+      </w:r>
+    </w:p>
+    <w:p>
+      <w:pPr>
+        <w:pStyle w:val="BodyText"/>
+      </w:pPr>
+      <w:r>
+        <w:rPr>
+          <w:b/>
+          <w:bCs/>
+        </w:rPr>
+        <w:t xml:space="preserve">What:</w:t>
+      </w:r>
+      <w:r>
+        <w:t xml:space="preserve"> </w:t>
+      </w:r>
+      <w:r>
+        <w:rPr>
+          <w:rStyle w:val="VerbatimChar"/>
+        </w:rPr>
+        <w:t xml:space="preserve">scripts/tests/87_server_scope_split.sh</w:t>
+      </w:r>
+      <w:r>
+        <w:t xml:space="preserve"> </w:t>
+      </w:r>
+      <w:r>
+        <w:t xml:space="preserve">G4 waits for a 1 s idle window with</w:t>
+      </w:r>
+      <w:r>
+        <w:t xml:space="preserve"> </w:t>
+      </w:r>
+      <w:r>
+        <w:rPr>
+          <w:rStyle w:val="VerbatimChar"/>
+        </w:rPr>
+        <w:t xml:space="preserve">nr_throttled</w:t>
+      </w:r>
+      <w:r>
+        <w:t xml:space="preserve"> </w:t>
+      </w:r>
+      <w:r>
+        <w:t xml:space="preserve">delta 0 on BOTH the server scope and the workload slice (settling past shell-startup noise) before G5 measures throttling under deliberate load. G4 fails ("quiet-phase never settled") with a small non-zero delta on the workload slice.</w:t>
+      </w:r>
+    </w:p>
+    <w:p>
+      <w:pPr>
+        <w:pStyle w:val="BodyText"/>
+      </w:pPr>
+      <w:r>
+        <w:rPr>
+          <w:b/>
+          <w:bCs/>
+        </w:rPr>
+        <w:t xml:space="preserve">Evidence:</w:t>
+      </w:r>
+      <w:r>
+        <w:t xml:space="preserve"> </w:t>
+      </w:r>
+      <w:r>
+        <w:t xml:space="preserve">reproduced identically on both the TMX-079-fixed tree and the v1.0.38 baseline (</w:t>
+      </w:r>
+      <w:r>
+        <w:rPr>
+          <w:rStyle w:val="VerbatimChar"/>
+        </w:rPr>
+        <w:t xml:space="preserve">git stash</w:t>
+      </w:r>
+      <w:r>
+        <w:t xml:space="preserve"> </w:t>
+      </w:r>
+      <w:r>
+        <w:t xml:space="preserve">A/B, 3× each, 2026-08-10) —</w:t>
+      </w:r>
+      <w:r>
+        <w:t xml:space="preserve"> </w:t>
+      </w:r>
+      <w:r>
+        <w:rPr>
+          <w:rStyle w:val="VerbatimChar"/>
+        </w:rPr>
+        <w:t xml:space="preserve">FAIL: G4: quiet-phase never settled (never-settled: .../tmxw-t87_&lt;pid&gt;.slice:delta=10)</w:t>
+      </w:r>
+      <w:r>
+        <w:t xml:space="preserve">. The isolation invariant G4 exists to set up for (G5: the server scope is NEVER co-throttled while the slice is) PASSES consistently regardless, so the feature under test is proven sound — this is a control-window settle heuristic being slightly too strict/short, not a defect in the isolation mechanism itself.</w:t>
+      </w:r>
+    </w:p>
+    <w:p>
+      <w:pPr>
+        <w:pStyle w:val="BodyText"/>
+      </w:pPr>
+      <w:r>
+        <w:rPr>
+          <w:b/>
+          <w:bCs/>
+        </w:rPr>
+        <w:t xml:space="preserve">Discovery note (this is the FIRST time it is tracked as its own item, hence</w:t>
+      </w:r>
+      <w:r>
+        <w:rPr>
+          <w:b/>
+          <w:bCs/>
+        </w:rPr>
+        <w:t xml:space="preserve"> </w:t>
+      </w:r>
+      <w:r>
+        <w:rPr>
+          <w:rStyle w:val="VerbatimChar"/>
+          <w:b/>
+          <w:bCs/>
+        </w:rPr>
+        <w:t xml:space="preserve">Queued</w:t>
+      </w:r>
+      <w:r>
+        <w:rPr>
+          <w:b/>
+          <w:bCs/>
+        </w:rPr>
+        <w:t xml:space="preserve"> </w:t>
+      </w:r>
+      <w:r>
+        <w:rPr>
+          <w:b/>
+          <w:bCs/>
+        </w:rPr>
+        <w:t xml:space="preserve">not</w:t>
+      </w:r>
+      <w:r>
+        <w:rPr>
+          <w:b/>
+          <w:bCs/>
+        </w:rPr>
+        <w:t xml:space="preserve"> </w:t>
+      </w:r>
+      <w:r>
+        <w:rPr>
+          <w:rStyle w:val="VerbatimChar"/>
+          <w:b/>
+          <w:bCs/>
+        </w:rPr>
+        <w:t xml:space="preserve">Reopened</w:t>
+      </w:r>
+      <w:r>
+        <w:rPr>
+          <w:b/>
+          <w:bCs/>
+        </w:rPr>
+        <w:t xml:space="preserve"> </w:t>
+      </w:r>
+      <w:r>
+        <w:rPr>
+          <w:b/>
+          <w:bCs/>
+        </w:rPr>
+        <w:t xml:space="preserve">per §11.4.34 — the latter presupposes a prior closure, and this defect was never previously closed):</w:t>
+      </w:r>
+      <w:r>
+        <w:t xml:space="preserve"> </w:t>
+      </w:r>
+      <w:r>
+        <w:t xml:space="preserve">discovered by AI, 2026-08-10, during TMX-079 validation.</w:t>
+      </w:r>
+    </w:p>
+    <w:p>
+      <w:pPr>
+        <w:pStyle w:val="BodyText"/>
+      </w:pPr>
+      <w:r>
+        <w:rPr>
+          <w:b/>
+          <w:bCs/>
+        </w:rPr>
+        <w:t xml:space="preserve">Fix direction (not yet investigated to root cause):</w:t>
+      </w:r>
+      <w:r>
+        <w:t xml:space="preserve"> </w:t>
+      </w:r>
+      <w:r>
+        <w:t xml:space="preserve">needs either a longer settle window or a higher delta tolerance for the workload slice specifically (shell/pane-shim startup on a freshly-joined slice may legitimately cost a few throttled periods even at rest) — which of the two (or another cause entirely) is UNCONFIRMED without the actual</w:t>
+      </w:r>
+      <w:r>
+        <w:t xml:space="preserve"> </w:t>
+      </w:r>
+      <w:r>
+        <w:rPr>
+          <w:rStyle w:val="VerbatimChar"/>
+        </w:rPr>
+        <w:t xml:space="preserve">cpu.stat</w:t>
+      </w:r>
+      <w:r>
+        <w:t xml:space="preserve"> </w:t>
+      </w:r>
+      <w:r>
+        <w:t xml:space="preserve">samples across the settle window; needs a dedicated systematic-debugging pass (§11.4.102) before deciding — out of scope for TMX-079.</w:t>
+      </w:r>
+    </w:p>
+    <w:p>
+      <w:pPr>
+        <w:pStyle w:val="BodyText"/>
+      </w:pPr>
+      <w:r>
+        <w:rPr>
+          <w:b/>
+          <w:bCs/>
+        </w:rPr>
+        <w:t xml:space="preserve">2026-08-13 investigation update (dedicated</w:t>
+      </w:r>
+      <w:r>
+        <w:rPr>
+          <w:b/>
+          <w:bCs/>
+        </w:rPr>
+        <w:t xml:space="preserve"> </w:t>
+      </w:r>
+      <w:r>
+        <w:rPr>
+          <w:rStyle w:val="VerbatimChar"/>
+          <w:b/>
+          <w:bCs/>
+        </w:rPr>
+        <w:t xml:space="preserve">/superpowers:systematic-debugging</w:t>
+      </w:r>
+      <w:r>
+        <w:rPr>
+          <w:b/>
+          <w:bCs/>
+        </w:rPr>
+        <w:t xml:space="preserve"> </w:t>
+      </w:r>
+      <w:r>
+        <w:rPr>
+          <w:b/>
+          <w:bCs/>
+        </w:rPr>
+        <w:t xml:space="preserve">pass — non-reproduction + a new, evidence-backed root-cause CANDIDATE, not a fix):</w:t>
+      </w:r>
+    </w:p>
+    <w:p>
+      <w:pPr>
+        <w:pStyle w:val="Compact"/>
+        <w:numPr>
+          <w:ilvl w:val="0"/>
+          <w:numId w:val="1005"/>
+        </w:numPr>
+      </w:pPr>
+      <w:r>
+        <w:rPr>
+          <w:b/>
+          <w:bCs/>
+        </w:rPr>
+        <w:t xml:space="preserve">Could NOT reproduce today: 24/24 standalone runs of test 87 (4 individual + a 20-run background batch, with per-try</w:t>
+      </w:r>
+      <w:r>
+        <w:rPr>
+          <w:b/>
+          <w:bCs/>
+        </w:rPr>
+        <w:t xml:space="preserve"> </w:t>
+      </w:r>
+      <w:r>
+        <w:rPr>
+          <w:rStyle w:val="VerbatimChar"/>
+          <w:b/>
+          <w:bCs/>
+        </w:rPr>
+        <w:t xml:space="preserve">nr_throttled</w:t>
+      </w:r>
+      <w:r>
+        <w:rPr>
+          <w:b/>
+          <w:bCs/>
+        </w:rPr>
+        <w:t xml:space="preserve"> </w:t>
+      </w:r>
+      <w:r>
+        <w:rPr>
+          <w:b/>
+          <w:bCs/>
+        </w:rPr>
+        <w:t xml:space="preserve">deltas instrumented) all show G4 settling cleanly, typically on the FIRST 1 s window.</w:t>
+      </w:r>
+      <w:r>
+        <w:t xml:space="preserve"> </w:t>
+      </w:r>
+      <w:r>
+        <w:t xml:space="preserve">Per §11.4.7 (demotion requires evidence under the SAME conditions that originally exposed the defect), this does NOT close or downgrade TMX-081 — today's host conditions (this session has spun up and torn down a very large number of tmux sessions already, plausibly warming filesystem/package caches oh-my-bash's own startup checks read from) evidently differ from 2026-08-10's, and the defect is expected to still be real and reproducible under the original conditions (or under genuine host load / a cold shell-framework cache).</w:t>
+      </w:r>
+    </w:p>
+    <w:p>
+      <w:pPr>
+        <w:pStyle w:val="Compact"/>
+        <w:numPr>
+          <w:ilvl w:val="0"/>
+          <w:numId w:val="1005"/>
+        </w:numPr>
+      </w:pPr>
+      <w:r>
+        <w:rPr>
+          <w:b/>
+          <w:bCs/>
+        </w:rPr>
+        <w:t xml:space="preserve">New root-cause CANDIDATE, source-confirmed (shared with TMX-080 — see H1's 2026-08-13 update): tmux's</w:t>
+      </w:r>
+      <w:r>
+        <w:rPr>
+          <w:b/>
+          <w:bCs/>
+        </w:rPr>
+        <w:t xml:space="preserve"> </w:t>
+      </w:r>
+      <w:r>
+        <w:rPr>
+          <w:rStyle w:val="VerbatimChar"/>
+          <w:b/>
+          <w:bCs/>
+        </w:rPr>
+        <w:t xml:space="preserve">#{pane_current_path}</w:t>
+      </w:r>
+      <w:r>
+        <w:rPr>
+          <w:b/>
+          <w:bCs/>
+        </w:rPr>
+        <w:t xml:space="preserve">/</w:t>
+      </w:r>
+      <w:r>
+        <w:rPr>
+          <w:rStyle w:val="VerbatimChar"/>
+          <w:b/>
+          <w:bCs/>
+        </w:rPr>
+        <w:t xml:space="preserve">#{pane_current_command}</w:t>
+      </w:r>
+      <w:r>
+        <w:rPr>
+          <w:b/>
+          <w:bCs/>
+        </w:rPr>
+        <w:t xml:space="preserve"> </w:t>
+      </w:r>
+      <w:r>
+        <w:rPr>
+          <w:b/>
+          <w:bCs/>
+        </w:rPr>
+        <w:t xml:space="preserve">(</w:t>
+      </w:r>
+      <w:r>
+        <w:rPr>
+          <w:rStyle w:val="VerbatimChar"/>
+          <w:b/>
+          <w:bCs/>
+        </w:rPr>
+        <w:t xml:space="preserve">osdep_get_cwd</w:t>
+      </w:r>
+      <w:r>
+        <w:rPr>
+          <w:b/>
+          <w:bCs/>
+        </w:rPr>
+        <w:t xml:space="preserve">/</w:t>
+      </w:r>
+      <w:r>
+        <w:rPr>
+          <w:rStyle w:val="VerbatimChar"/>
+          <w:b/>
+          <w:bCs/>
+        </w:rPr>
+        <w:t xml:space="preserve">osdep_get_name</w:t>
+      </w:r>
+      <w:r>
+        <w:rPr>
+          <w:b/>
+          <w:bCs/>
+        </w:rPr>
+        <w:t xml:space="preserve"> </w:t>
+      </w:r>
+      <w:r>
+        <w:rPr>
+          <w:b/>
+          <w:bCs/>
+        </w:rPr>
+        <w:t xml:space="preserve">in</w:t>
+      </w:r>
+      <w:r>
+        <w:rPr>
+          <w:b/>
+          <w:bCs/>
+        </w:rPr>
+        <w:t xml:space="preserve"> </w:t>
+      </w:r>
+      <w:r>
+        <w:rPr>
+          <w:rStyle w:val="VerbatimChar"/>
+          <w:b/>
+          <w:bCs/>
+        </w:rPr>
+        <w:t xml:space="preserve">tmux/osdep-linux.c</w:t>
+      </w:r>
+      <w:r>
+        <w:rPr>
+          <w:b/>
+          <w:bCs/>
+        </w:rPr>
+        <w:t xml:space="preserve">) resolve via</w:t>
+      </w:r>
+      <w:r>
+        <w:rPr>
+          <w:b/>
+          <w:bCs/>
+        </w:rPr>
+        <w:t xml:space="preserve"> </w:t>
+      </w:r>
+      <w:r>
+        <w:rPr>
+          <w:rStyle w:val="VerbatimChar"/>
+          <w:b/>
+          <w:bCs/>
+        </w:rPr>
+        <w:t xml:space="preserve">tcgetpgrp(fd)</w:t>
+      </w:r>
+      <w:r>
+        <w:rPr>
+          <w:b/>
+          <w:bCs/>
+        </w:rPr>
+        <w:t xml:space="preserve"> </w:t>
+      </w:r>
+      <w:r>
+        <w:rPr>
+          <w:b/>
+          <w:bCs/>
+        </w:rPr>
+        <w:t xml:space="preserve">— the PTY's CURRENT FOREGROUND PROCESS GROUP at query time — not the shell's own tracked PID.</w:t>
+      </w:r>
+      <w:r>
+        <w:t xml:space="preserve"> </w:t>
+      </w:r>
+      <w:r>
+        <w:t xml:space="preserve">If the pane's shell (this project's own</w:t>
+      </w:r>
+      <w:r>
+        <w:t xml:space="preserve"> </w:t>
+      </w:r>
+      <w:r>
+        <w:rPr>
+          <w:rStyle w:val="VerbatimChar"/>
+        </w:rPr>
+        <w:t xml:space="preserve">.bashrc</w:t>
+      </w:r>
+      <w:r>
+        <w:t xml:space="preserve">, confirmed to source oh-my-bash, is the operator's</w:t>
+      </w:r>
+      <w:r>
+        <w:t xml:space="preserve"> </w:t>
+      </w:r>
+      <w:r>
+        <w:rPr>
+          <w:rStyle w:val="VerbatimChar"/>
+        </w:rPr>
+        <w:t xml:space="preserve">$SHELL</w:t>
+      </w:r>
+      <w:r>
+        <w:t xml:space="preserve"> </w:t>
+      </w:r>
+      <w:r>
+        <w:t xml:space="preserve">used for</w:t>
+      </w:r>
+      <w:r>
+        <w:t xml:space="preserve"> </w:t>
+      </w:r>
+      <w:r>
+        <w:rPr>
+          <w:rStyle w:val="VerbatimChar"/>
+        </w:rPr>
+        <w:t xml:space="preserve">USER_SHELL</w:t>
+      </w:r>
+      <w:r>
+        <w:t xml:space="preserve"> </w:t>
+      </w:r>
+      <w:r>
+        <w:t xml:space="preserve">in</w:t>
+      </w:r>
+      <w:r>
+        <w:t xml:space="preserve"> </w:t>
+      </w:r>
+      <w:r>
+        <w:rPr>
+          <w:rStyle w:val="VerbatimChar"/>
+        </w:rPr>
+        <w:t xml:space="preserve">scripts/tmx.template</w:t>
+      </w:r>
+      <w:r>
+        <w:t xml:space="preserve">) spawns subprocesses as part of rendering its prompt (version-control status checks,</w:t>
+      </w:r>
+      <w:r>
+        <w:t xml:space="preserve"> </w:t>
+      </w:r>
+      <w:r>
+        <w:rPr>
+          <w:rStyle w:val="VerbatimChar"/>
+        </w:rPr>
+        <w:t xml:space="preserve">check_for_upgrade</w:t>
+      </w:r>
+      <w:r>
+        <w:t xml:space="preserve">, etc. — already independently documented as slow/complex by this project's own v1.0.41 test-58 fix), those subprocesses transiently BECOME the foreground process group and consume REAL CPU time while doing so. Under G4's tight, quota-constrained cgroup (server+slice split to 50%/50% of an already-small</w:t>
+      </w:r>
+      <w:r>
+        <w:t xml:space="preserve"> </w:t>
+      </w:r>
+      <w:r>
+        <w:rPr>
+          <w:rStyle w:val="VerbatimChar"/>
+        </w:rPr>
+        <w:t xml:space="preserve">TMX_CPU</w:t>
+      </w:r>
+      <w:r>
+        <w:t xml:space="preserve"> </w:t>
+      </w:r>
+      <w:r>
+        <w:t xml:space="preserve">test budget), that subprocess activity can itself be CFS-throttled, extending well past the test's 12 × 1 s = 12 s settle bound if it runs long enough or is delayed enough by the quota.</w:t>
+      </w:r>
+    </w:p>
+    <w:p>
+      <w:pPr>
+        <w:pStyle w:val="Compact"/>
+        <w:numPr>
+          <w:ilvl w:val="0"/>
+          <w:numId w:val="1005"/>
         </w:numPr>
       </w:pPr>
       <w:r>
@@ -6186,6 +7089,9 @@
     <w:abstractNumId w:val="991"/>
   </w:num>
   <w:num w:numId="1004">
+    <w:abstractNumId w:val="991"/>
+  </w:num>
+  <w:num w:numId="1005">
     <w:abstractNumId w:val="991"/>
   </w:num>
 </w:numbering>
